--- a/ProjectManagment/Sprint2Documents/DailyScrumMeetingNotesSprint2.docx
+++ b/ProjectManagment/Sprint2Documents/DailyScrumMeetingNotesSprint2.docx
@@ -2,6 +2,224 @@
 <file path=word/document.xml><?xml version="1.0" encoding="utf-8"?>
 <w:document xmlns:wpc="http://schemas.microsoft.com/office/word/2010/wordprocessingCanvas" xmlns:cx="http://schemas.microsoft.com/office/drawing/2014/chartex" xmlns:cx1="http://schemas.microsoft.com/office/drawing/2015/9/8/chartex" xmlns:cx2="http://schemas.microsoft.com/office/drawing/2015/10/21/chartex" xmlns:cx3="http://schemas.microsoft.com/office/drawing/2016/5/9/chartex" xmlns:cx4="http://schemas.microsoft.com/office/drawing/2016/5/10/chartex" xmlns:cx5="http://schemas.microsoft.com/office/drawing/2016/5/11/chartex" xmlns:cx6="http://schemas.microsoft.com/office/drawing/2016/5/12/chartex" xmlns:cx7="http://schemas.microsoft.com/office/drawing/2016/5/13/chartex" xmlns:cx8="http://schemas.microsoft.com/office/drawing/2016/5/14/chartex" xmlns:mc="http://schemas.openxmlformats.org/markup-compatibility/2006" xmlns:aink="http://schemas.microsoft.com/office/drawing/2016/ink" xmlns:am3d="http://schemas.microsoft.com/office/drawing/2017/model3d" xmlns:o="urn:schemas-microsoft-com:office:office" xmlns:oel="http://schemas.microsoft.com/office/2019/extlst" xmlns:r="http://schemas.openxmlformats.org/officeDocument/2006/relationships" xmlns:m="http://schemas.openxmlformats.org/officeDocument/2006/math" xmlns:v="urn:schemas-microsoft-com:vml" xmlns:wp14="http://schemas.microsoft.com/office/word/2010/wordprocessingDrawing" xmlns:wp="http://schemas.openxmlformats.org/drawingml/2006/wordprocessingDrawing" xmlns:w10="urn:schemas-microsoft-com:office:word" xmlns:w="http://schemas.openxmlformats.org/wordprocessingml/2006/main" xmlns:w14="http://schemas.microsoft.com/office/word/2010/wordml" xmlns:w15="http://schemas.microsoft.com/office/word/2012/wordml" xmlns:w16cex="http://schemas.microsoft.com/office/word/2018/wordml/cex" xmlns:w16cid="http://schemas.microsoft.com/office/word/2016/wordml/cid" xmlns:w16="http://schemas.microsoft.com/office/word/2018/wordml" xmlns:w16sdtdh="http://schemas.microsoft.com/office/word/2020/wordml/sdtdatahash" xmlns:w16se="http://schemas.microsoft.com/office/word/2015/wordml/symex" xmlns:wpg="http://schemas.microsoft.com/office/word/2010/wordprocessingGroup" xmlns:wpi="http://schemas.microsoft.com/office/word/2010/wordprocessingInk" xmlns:wne="http://schemas.microsoft.com/office/word/2006/wordml" xmlns:wps="http://schemas.microsoft.com/office/word/2010/wordprocessingShape" mc:Ignorable="w14 w15 w16se w16cid w16 w16cex w16sdtdh wp14">
   <w:body>
+    <w:p>
+      <w:pPr>
+        <w:pStyle w:val="Default"/>
+        <w:shd w:val="clear" w:color="auto" w:fill="F5F5F5"/>
+        <w:jc w:val="center"/>
+        <w:rPr>
+          <w:rFonts w:ascii="Lato" w:eastAsia="Lato" w:hAnsi="Lato" w:cs="Lato"/>
+          <w:b/>
+          <w:bCs/>
+          <w:color w:val="2D3B45"/>
+          <w:sz w:val="28"/>
+          <w:szCs w:val="28"/>
+          <w:u w:color="2D3B45"/>
+          <w:lang w:val="tr-TR"/>
+        </w:rPr>
+      </w:pPr>
+      <w:r>
+        <w:rPr>
+          <w:rFonts w:ascii="Lato" w:eastAsia="Lato" w:hAnsi="Lato" w:cs="Lato"/>
+          <w:b/>
+          <w:bCs/>
+          <w:color w:val="2D3B45"/>
+          <w:sz w:val="28"/>
+          <w:szCs w:val="28"/>
+          <w:u w:color="2D3B45"/>
+          <w:lang w:val="tr-TR"/>
+        </w:rPr>
+        <w:t>DA</w:t>
+      </w:r>
+      <w:r>
+        <w:rPr>
+          <w:rFonts w:ascii="Lato" w:eastAsia="Lato" w:hAnsi="Lato" w:cs="Lato"/>
+          <w:b/>
+          <w:bCs/>
+          <w:color w:val="2D3B45"/>
+          <w:sz w:val="28"/>
+          <w:szCs w:val="28"/>
+          <w:u w:color="2D3B45"/>
+          <w:lang w:val="tr-TR"/>
+        </w:rPr>
+        <w:t>I</w:t>
+      </w:r>
+      <w:r>
+        <w:rPr>
+          <w:rFonts w:ascii="Lato" w:eastAsia="Lato" w:hAnsi="Lato" w:cs="Lato"/>
+          <w:b/>
+          <w:bCs/>
+          <w:color w:val="2D3B45"/>
+          <w:sz w:val="28"/>
+          <w:szCs w:val="28"/>
+          <w:u w:color="2D3B45"/>
+          <w:lang w:val="tr-TR"/>
+        </w:rPr>
+        <w:t>LY SCRUM MEETİNG NOT</w:t>
+      </w:r>
+      <w:r>
+        <w:rPr>
+          <w:rFonts w:ascii="Lato" w:eastAsia="Lato" w:hAnsi="Lato" w:cs="Lato"/>
+          <w:b/>
+          <w:bCs/>
+          <w:color w:val="2D3B45"/>
+          <w:sz w:val="28"/>
+          <w:szCs w:val="28"/>
+          <w:u w:color="2D3B45"/>
+          <w:lang w:val="tr-TR"/>
+        </w:rPr>
+        <w:t xml:space="preserve">ES </w:t>
+      </w:r>
+    </w:p>
+    <w:p>
+      <w:pPr>
+        <w:pStyle w:val="Default"/>
+        <w:shd w:val="clear" w:color="auto" w:fill="F5F5F5"/>
+        <w:rPr>
+          <w:rFonts w:ascii="Lato" w:eastAsia="Lato" w:hAnsi="Lato" w:cs="Lato"/>
+          <w:b/>
+          <w:bCs/>
+          <w:color w:val="2D3B45"/>
+          <w:u w:color="2D3B45"/>
+          <w:lang w:val="tr-TR"/>
+        </w:rPr>
+      </w:pPr>
+      <w:r>
+        <w:rPr>
+          <w:rFonts w:ascii="Lato" w:eastAsia="Lato" w:hAnsi="Lato" w:cs="Lato"/>
+          <w:b/>
+          <w:bCs/>
+          <w:color w:val="2D3B45"/>
+          <w:u w:color="2D3B45"/>
+          <w:lang w:val="tr-TR"/>
+        </w:rPr>
+        <w:t xml:space="preserve">Sprint </w:t>
+      </w:r>
+      <w:proofErr w:type="gramStart"/>
+      <w:r>
+        <w:rPr>
+          <w:rFonts w:ascii="Lato" w:eastAsia="Lato" w:hAnsi="Lato" w:cs="Lato"/>
+          <w:b/>
+          <w:bCs/>
+          <w:color w:val="2D3B45"/>
+          <w:u w:color="2D3B45"/>
+          <w:lang w:val="tr-TR"/>
+        </w:rPr>
+        <w:t>1 :</w:t>
+      </w:r>
+      <w:proofErr w:type="gramEnd"/>
+      <w:r>
+        <w:rPr>
+          <w:rFonts w:ascii="Lato" w:eastAsia="Lato" w:hAnsi="Lato" w:cs="Lato"/>
+          <w:b/>
+          <w:bCs/>
+          <w:color w:val="2D3B45"/>
+          <w:u w:color="2D3B45"/>
+          <w:lang w:val="tr-TR"/>
+        </w:rPr>
+        <w:t xml:space="preserve"> 23.06.2026 – 03.07.2026</w:t>
+      </w:r>
+    </w:p>
+    <w:p>
+      <w:pPr>
+        <w:pStyle w:val="Default"/>
+        <w:shd w:val="clear" w:color="auto" w:fill="F5F5F5"/>
+        <w:rPr>
+          <w:rFonts w:ascii="Lato" w:eastAsia="Lato" w:hAnsi="Lato" w:cs="Lato"/>
+          <w:b/>
+          <w:bCs/>
+          <w:color w:val="2D3B45"/>
+          <w:u w:color="2D3B45"/>
+          <w:lang w:val="tr-TR"/>
+        </w:rPr>
+      </w:pPr>
+      <w:r>
+        <w:rPr>
+          <w:rFonts w:ascii="Lato" w:eastAsia="Lato" w:hAnsi="Lato" w:cs="Lato"/>
+          <w:b/>
+          <w:bCs/>
+          <w:color w:val="2D3B45"/>
+          <w:u w:color="2D3B45"/>
+          <w:lang w:val="tr-TR"/>
+        </w:rPr>
+        <w:t xml:space="preserve">Sprint </w:t>
+      </w:r>
+      <w:proofErr w:type="gramStart"/>
+      <w:r>
+        <w:rPr>
+          <w:rFonts w:ascii="Lato" w:eastAsia="Lato" w:hAnsi="Lato" w:cs="Lato"/>
+          <w:b/>
+          <w:bCs/>
+          <w:color w:val="2D3B45"/>
+          <w:u w:color="2D3B45"/>
+          <w:lang w:val="tr-TR"/>
+        </w:rPr>
+        <w:t>2 :</w:t>
+      </w:r>
+      <w:proofErr w:type="gramEnd"/>
+      <w:r>
+        <w:rPr>
+          <w:rFonts w:ascii="Lato" w:eastAsia="Lato" w:hAnsi="Lato" w:cs="Lato"/>
+          <w:b/>
+          <w:bCs/>
+          <w:color w:val="2D3B45"/>
+          <w:u w:color="2D3B45"/>
+          <w:lang w:val="tr-TR"/>
+        </w:rPr>
+        <w:t xml:space="preserve"> 06.07.2026 – 1</w:t>
+      </w:r>
+      <w:r>
+        <w:rPr>
+          <w:rFonts w:ascii="Lato" w:eastAsia="Lato" w:hAnsi="Lato" w:cs="Lato"/>
+          <w:b/>
+          <w:bCs/>
+          <w:color w:val="2D3B45"/>
+          <w:u w:color="2D3B45"/>
+          <w:lang w:val="tr-TR"/>
+        </w:rPr>
+        <w:t>9</w:t>
+      </w:r>
+      <w:r>
+        <w:rPr>
+          <w:rFonts w:ascii="Lato" w:eastAsia="Lato" w:hAnsi="Lato" w:cs="Lato"/>
+          <w:b/>
+          <w:bCs/>
+          <w:color w:val="2D3B45"/>
+          <w:u w:color="2D3B45"/>
+          <w:lang w:val="tr-TR"/>
+        </w:rPr>
+        <w:t>.07.2026</w:t>
+      </w:r>
+    </w:p>
+    <w:p>
+      <w:pPr>
+        <w:pStyle w:val="Default"/>
+        <w:numPr>
+          <w:ilvl w:val="0"/>
+          <w:numId w:val="15"/>
+        </w:numPr>
+        <w:shd w:val="clear" w:color="auto" w:fill="F5F5F5"/>
+        <w:rPr>
+          <w:rFonts w:ascii="Lato" w:eastAsia="Lato" w:hAnsi="Lato" w:cs="Lato"/>
+          <w:b/>
+          <w:bCs/>
+          <w:color w:val="2D3B45"/>
+          <w:u w:color="2D3B45"/>
+          <w:lang w:val="tr-TR"/>
+        </w:rPr>
+      </w:pPr>
+      <w:r>
+        <w:rPr>
+          <w:rFonts w:ascii="Lato" w:eastAsia="Lato" w:hAnsi="Lato" w:cs="Lato"/>
+          <w:b/>
+          <w:bCs/>
+          <w:color w:val="2D3B45"/>
+          <w:u w:color="2D3B45"/>
+          <w:lang w:val="tr-TR"/>
+        </w:rPr>
+        <w:t>SPRINT – 1</w:t>
+      </w:r>
+    </w:p>
     <w:p>
       <w:pPr>
         <w:pStyle w:val="Default"/>
@@ -1364,6 +1582,7 @@
           <w:u w:color="2D3B45"/>
           <w:lang w:val="tr-TR"/>
         </w:rPr>
+        <w:lastRenderedPageBreak/>
         <w:t>Yasin</w:t>
       </w:r>
       <w:r>
@@ -1602,19 +1821,23 @@
         <w:pStyle w:val="Default"/>
         <w:shd w:val="clear" w:color="auto" w:fill="F5F5F5"/>
         <w:spacing w:before="0" w:line="240" w:lineRule="auto"/>
-        <w:rPr>
-          <w:rFonts w:ascii="Lato" w:eastAsia="Lato" w:hAnsi="Lato" w:cs="Lato"/>
-          <w:b/>
-          <w:bCs/>
-          <w:color w:val="2D3B45"/>
-          <w:u w:color="2D3B45"/>
-          <w:lang w:val="tr-TR"/>
+        <w:ind w:left="720"/>
+        <w:rPr>
+          <w:rFonts w:ascii="Lato" w:eastAsia="Lato" w:hAnsi="Lato" w:cs="Lato"/>
+          <w:b/>
+          <w:bCs/>
+          <w:color w:val="2D3B45"/>
+          <w:u w:color="2D3B45"/>
         </w:rPr>
       </w:pPr>
     </w:p>
     <w:p>
       <w:pPr>
         <w:pStyle w:val="Default"/>
+        <w:numPr>
+          <w:ilvl w:val="0"/>
+          <w:numId w:val="15"/>
+        </w:numPr>
         <w:shd w:val="clear" w:color="auto" w:fill="F5F5F5"/>
         <w:spacing w:before="0" w:line="240" w:lineRule="auto"/>
         <w:rPr>
@@ -1623,23 +1846,38 @@
           <w:bCs/>
           <w:color w:val="2D3B45"/>
           <w:u w:color="2D3B45"/>
-          <w:lang w:val="tr-TR"/>
-        </w:rPr>
-      </w:pPr>
-    </w:p>
-    <w:p>
-      <w:pPr>
-        <w:pStyle w:val="Default"/>
-        <w:shd w:val="clear" w:color="auto" w:fill="F5F5F5"/>
-        <w:spacing w:before="0" w:line="240" w:lineRule="auto"/>
-        <w:rPr>
-          <w:rFonts w:ascii="Lato" w:eastAsia="Lato" w:hAnsi="Lato" w:cs="Lato"/>
-          <w:b/>
-          <w:bCs/>
-          <w:color w:val="2D3B45"/>
-          <w:u w:color="2D3B45"/>
-        </w:rPr>
-      </w:pPr>
+        </w:rPr>
+      </w:pPr>
+      <w:r>
+        <w:rPr>
+          <w:rFonts w:ascii="Lato" w:eastAsia="Lato" w:hAnsi="Lato" w:cs="Lato"/>
+          <w:b/>
+          <w:bCs/>
+          <w:color w:val="2D3B45"/>
+          <w:u w:color="2D3B45"/>
+        </w:rPr>
+        <w:t>SPRINT -</w:t>
+      </w:r>
+      <w:r>
+        <w:rPr>
+          <w:rFonts w:ascii="Lato" w:eastAsia="Lato" w:hAnsi="Lato" w:cs="Lato"/>
+          <w:b/>
+          <w:bCs/>
+          <w:color w:val="2D3B45"/>
+          <w:u w:color="2D3B45"/>
+        </w:rPr>
+        <w:t xml:space="preserve"> </w:t>
+      </w:r>
+      <w:r>
+        <w:rPr>
+          <w:rFonts w:ascii="Lato" w:eastAsia="Lato" w:hAnsi="Lato" w:cs="Lato"/>
+          <w:b/>
+          <w:bCs/>
+          <w:color w:val="2D3B45"/>
+          <w:u w:color="2D3B45"/>
+        </w:rPr>
+        <w:t>2</w:t>
+      </w:r>
     </w:p>
     <w:p>
       <w:pPr>
@@ -1680,7 +1918,6 @@
           <w:szCs w:val="24"/>
           <w:u w:val="single" w:color="2D3B45"/>
         </w:rPr>
-        <w:lastRenderedPageBreak/>
         <w:t>06</w:t>
       </w:r>
       <w:r>
@@ -3322,6 +3559,7 @@
           <w:szCs w:val="24"/>
           <w:u w:color="2D3B45"/>
         </w:rPr>
+        <w:lastRenderedPageBreak/>
         <w:t xml:space="preserve">Münevver: </w:t>
       </w:r>
       <w:proofErr w:type="spellStart"/>
@@ -4962,6 +5200,231 @@
           <w:u w:color="2D3B45"/>
         </w:rPr>
       </w:pPr>
+      <w:proofErr w:type="gramStart"/>
+      <w:r>
+        <w:rPr>
+          <w:rFonts w:ascii="Lato" w:eastAsia="Lato" w:hAnsi="Lato" w:cs="Lato"/>
+          <w:b/>
+          <w:bCs/>
+          <w:color w:val="2D3B45"/>
+          <w:sz w:val="24"/>
+          <w:szCs w:val="24"/>
+          <w:u w:color="2D3B45"/>
+        </w:rPr>
+        <w:t>Yasin :</w:t>
+      </w:r>
+      <w:proofErr w:type="gramEnd"/>
+      <w:r>
+        <w:rPr>
+          <w:rFonts w:ascii="Lato" w:eastAsia="Lato" w:hAnsi="Lato" w:cs="Lato"/>
+          <w:b/>
+          <w:bCs/>
+          <w:color w:val="2D3B45"/>
+          <w:sz w:val="24"/>
+          <w:szCs w:val="24"/>
+          <w:u w:color="2D3B45"/>
+        </w:rPr>
+        <w:t xml:space="preserve"> Ürünün görsellerini ekip üyeleri ile paylaştı. </w:t>
+      </w:r>
+      <w:proofErr w:type="spellStart"/>
+      <w:r>
+        <w:rPr>
+          <w:rFonts w:ascii="Lato" w:eastAsia="Lato" w:hAnsi="Lato" w:cs="Lato"/>
+          <w:b/>
+          <w:bCs/>
+          <w:color w:val="2D3B45"/>
+          <w:sz w:val="24"/>
+          <w:szCs w:val="24"/>
+          <w:u w:color="2D3B45"/>
+        </w:rPr>
+        <w:t>GitHub</w:t>
+      </w:r>
+      <w:proofErr w:type="spellEnd"/>
+      <w:r>
+        <w:rPr>
+          <w:rFonts w:ascii="Lato" w:eastAsia="Lato" w:hAnsi="Lato" w:cs="Lato"/>
+          <w:b/>
+          <w:bCs/>
+          <w:color w:val="2D3B45"/>
+          <w:sz w:val="24"/>
+          <w:szCs w:val="24"/>
+          <w:u w:color="2D3B45"/>
+        </w:rPr>
+        <w:t xml:space="preserve"> repoya kodlarını </w:t>
+      </w:r>
+      <w:proofErr w:type="spellStart"/>
+      <w:r>
+        <w:rPr>
+          <w:rFonts w:ascii="Lato" w:eastAsia="Lato" w:hAnsi="Lato" w:cs="Lato"/>
+          <w:b/>
+          <w:bCs/>
+          <w:color w:val="2D3B45"/>
+          <w:sz w:val="24"/>
+          <w:szCs w:val="24"/>
+          <w:u w:color="2D3B45"/>
+        </w:rPr>
+        <w:t>pushladı</w:t>
+      </w:r>
+      <w:proofErr w:type="spellEnd"/>
+      <w:r>
+        <w:rPr>
+          <w:rFonts w:ascii="Lato" w:eastAsia="Lato" w:hAnsi="Lato" w:cs="Lato"/>
+          <w:b/>
+          <w:bCs/>
+          <w:color w:val="2D3B45"/>
+          <w:sz w:val="24"/>
+          <w:szCs w:val="24"/>
+          <w:u w:color="2D3B45"/>
+        </w:rPr>
+        <w:t>.</w:t>
+      </w:r>
+    </w:p>
+    <w:p>
+      <w:pPr>
+        <w:pStyle w:val="Body"/>
+        <w:shd w:val="clear" w:color="auto" w:fill="F5F5F5"/>
+        <w:ind w:left="1170"/>
+        <w:rPr>
+          <w:rFonts w:ascii="Lato" w:eastAsia="Lato" w:hAnsi="Lato" w:cs="Lato"/>
+          <w:b/>
+          <w:bCs/>
+          <w:color w:val="2D3B45"/>
+          <w:sz w:val="24"/>
+          <w:szCs w:val="24"/>
+          <w:u w:color="2D3B45"/>
+        </w:rPr>
+      </w:pPr>
+    </w:p>
+    <w:p>
+      <w:pPr>
+        <w:pStyle w:val="Body"/>
+        <w:numPr>
+          <w:ilvl w:val="0"/>
+          <w:numId w:val="14"/>
+        </w:numPr>
+        <w:shd w:val="clear" w:color="auto" w:fill="F5F5F5"/>
+        <w:rPr>
+          <w:rFonts w:ascii="Lato" w:eastAsia="Lato" w:hAnsi="Lato" w:cs="Lato"/>
+          <w:b/>
+          <w:bCs/>
+          <w:color w:val="2D3B45"/>
+          <w:sz w:val="24"/>
+          <w:szCs w:val="24"/>
+          <w:u w:color="2D3B45"/>
+        </w:rPr>
+      </w:pPr>
+      <w:r>
+        <w:rPr>
+          <w:rFonts w:ascii="Lato" w:eastAsia="Lato" w:hAnsi="Lato" w:cs="Lato"/>
+          <w:b/>
+          <w:bCs/>
+          <w:color w:val="2D3B45"/>
+          <w:sz w:val="24"/>
+          <w:szCs w:val="24"/>
+          <w:u w:color="2D3B45"/>
+        </w:rPr>
+        <w:t xml:space="preserve">Münevver : </w:t>
+      </w:r>
+      <w:proofErr w:type="spellStart"/>
+      <w:r>
+        <w:rPr>
+          <w:rFonts w:ascii="Lato" w:eastAsia="Lato" w:hAnsi="Lato" w:cs="Lato"/>
+          <w:b/>
+          <w:bCs/>
+          <w:color w:val="2D3B45"/>
+          <w:sz w:val="24"/>
+          <w:szCs w:val="24"/>
+          <w:u w:color="2D3B45"/>
+        </w:rPr>
+        <w:t>Yasin’nin</w:t>
+      </w:r>
+      <w:proofErr w:type="spellEnd"/>
+      <w:r>
+        <w:rPr>
+          <w:rFonts w:ascii="Lato" w:eastAsia="Lato" w:hAnsi="Lato" w:cs="Lato"/>
+          <w:b/>
+          <w:bCs/>
+          <w:color w:val="2D3B45"/>
+          <w:sz w:val="24"/>
+          <w:szCs w:val="24"/>
+          <w:u w:color="2D3B45"/>
+        </w:rPr>
+        <w:t xml:space="preserve"> gönderdiği ürün görüntülerini de Sprint2</w:t>
+      </w:r>
+      <w:r>
+        <w:rPr>
+          <w:rFonts w:ascii="Lato" w:eastAsia="Lato" w:hAnsi="Lato" w:cs="Lato"/>
+          <w:b/>
+          <w:bCs/>
+          <w:color w:val="2D3B45"/>
+          <w:sz w:val="24"/>
+          <w:szCs w:val="24"/>
+          <w:u w:color="2D3B45"/>
+        </w:rPr>
+        <w:t xml:space="preserve">’ ye </w:t>
+      </w:r>
+      <w:r>
+        <w:rPr>
+          <w:rFonts w:ascii="Lato" w:eastAsia="Lato" w:hAnsi="Lato" w:cs="Lato"/>
+          <w:b/>
+          <w:bCs/>
+          <w:color w:val="2D3B45"/>
+          <w:sz w:val="24"/>
+          <w:szCs w:val="24"/>
+          <w:u w:color="2D3B45"/>
+        </w:rPr>
+        <w:t xml:space="preserve">ekleyerek, Sprint2 </w:t>
+      </w:r>
+      <w:proofErr w:type="spellStart"/>
+      <w:r>
+        <w:rPr>
+          <w:rFonts w:ascii="Lato" w:eastAsia="Lato" w:hAnsi="Lato" w:cs="Lato"/>
+          <w:b/>
+          <w:bCs/>
+          <w:color w:val="2D3B45"/>
+          <w:sz w:val="24"/>
+          <w:szCs w:val="24"/>
+          <w:u w:color="2D3B45"/>
+        </w:rPr>
+        <w:t>ReadMe’yi</w:t>
+      </w:r>
+      <w:proofErr w:type="spellEnd"/>
+      <w:r>
+        <w:rPr>
+          <w:rFonts w:ascii="Lato" w:eastAsia="Lato" w:hAnsi="Lato" w:cs="Lato"/>
+          <w:b/>
+          <w:bCs/>
+          <w:color w:val="2D3B45"/>
+          <w:sz w:val="24"/>
+          <w:szCs w:val="24"/>
+          <w:u w:color="2D3B45"/>
+        </w:rPr>
+        <w:t xml:space="preserve"> </w:t>
+      </w:r>
+      <w:r>
+        <w:rPr>
+          <w:rFonts w:ascii="Lato" w:eastAsia="Lato" w:hAnsi="Lato" w:cs="Lato"/>
+          <w:b/>
+          <w:bCs/>
+          <w:color w:val="2D3B45"/>
+          <w:sz w:val="24"/>
+          <w:szCs w:val="24"/>
+          <w:u w:color="2D3B45"/>
+        </w:rPr>
+        <w:t>güncelledi</w:t>
+      </w:r>
+      <w:r>
+        <w:rPr>
+          <w:rFonts w:ascii="Lato" w:eastAsia="Lato" w:hAnsi="Lato" w:cs="Lato"/>
+          <w:b/>
+          <w:bCs/>
+          <w:color w:val="2D3B45"/>
+          <w:sz w:val="24"/>
+          <w:szCs w:val="24"/>
+          <w:u w:color="2D3B45"/>
+        </w:rPr>
+        <w:t xml:space="preserve">. </w:t>
+      </w:r>
     </w:p>
     <w:p>
       <w:pPr>
@@ -6307,6 +6770,92 @@
     </w:lvl>
   </w:abstractNum>
   <w:abstractNum w:abstractNumId="9" w15:restartNumberingAfterBreak="0">
+    <w:nsid w:val="45615853"/>
+    <w:multiLevelType w:val="hybridMultilevel"/>
+    <w:tmpl w:val="D1F2B656"/>
+    <w:lvl w:ilvl="0" w:tplc="04090015">
+      <w:start w:val="1"/>
+      <w:numFmt w:val="upperLetter"/>
+      <w:lvlText w:val="%1."/>
+      <w:lvlJc w:val="left"/>
+      <w:pPr>
+        <w:ind w:left="720" w:hanging="360"/>
+      </w:pPr>
+    </w:lvl>
+    <w:lvl w:ilvl="1" w:tplc="041F0019" w:tentative="1">
+      <w:start w:val="1"/>
+      <w:numFmt w:val="lowerLetter"/>
+      <w:lvlText w:val="%2."/>
+      <w:lvlJc w:val="left"/>
+      <w:pPr>
+        <w:ind w:left="1440" w:hanging="360"/>
+      </w:pPr>
+    </w:lvl>
+    <w:lvl w:ilvl="2" w:tplc="041F001B" w:tentative="1">
+      <w:start w:val="1"/>
+      <w:numFmt w:val="lowerRoman"/>
+      <w:lvlText w:val="%3."/>
+      <w:lvlJc w:val="right"/>
+      <w:pPr>
+        <w:ind w:left="2160" w:hanging="180"/>
+      </w:pPr>
+    </w:lvl>
+    <w:lvl w:ilvl="3" w:tplc="041F000F" w:tentative="1">
+      <w:start w:val="1"/>
+      <w:numFmt w:val="decimal"/>
+      <w:lvlText w:val="%4."/>
+      <w:lvlJc w:val="left"/>
+      <w:pPr>
+        <w:ind w:left="2880" w:hanging="360"/>
+      </w:pPr>
+    </w:lvl>
+    <w:lvl w:ilvl="4" w:tplc="041F0019" w:tentative="1">
+      <w:start w:val="1"/>
+      <w:numFmt w:val="lowerLetter"/>
+      <w:lvlText w:val="%5."/>
+      <w:lvlJc w:val="left"/>
+      <w:pPr>
+        <w:ind w:left="3600" w:hanging="360"/>
+      </w:pPr>
+    </w:lvl>
+    <w:lvl w:ilvl="5" w:tplc="041F001B" w:tentative="1">
+      <w:start w:val="1"/>
+      <w:numFmt w:val="lowerRoman"/>
+      <w:lvlText w:val="%6."/>
+      <w:lvlJc w:val="right"/>
+      <w:pPr>
+        <w:ind w:left="4320" w:hanging="180"/>
+      </w:pPr>
+    </w:lvl>
+    <w:lvl w:ilvl="6" w:tplc="041F000F" w:tentative="1">
+      <w:start w:val="1"/>
+      <w:numFmt w:val="decimal"/>
+      <w:lvlText w:val="%7."/>
+      <w:lvlJc w:val="left"/>
+      <w:pPr>
+        <w:ind w:left="5040" w:hanging="360"/>
+      </w:pPr>
+    </w:lvl>
+    <w:lvl w:ilvl="7" w:tplc="041F0019" w:tentative="1">
+      <w:start w:val="1"/>
+      <w:numFmt w:val="lowerLetter"/>
+      <w:lvlText w:val="%8."/>
+      <w:lvlJc w:val="left"/>
+      <w:pPr>
+        <w:ind w:left="5760" w:hanging="360"/>
+      </w:pPr>
+    </w:lvl>
+    <w:lvl w:ilvl="8" w:tplc="041F001B" w:tentative="1">
+      <w:start w:val="1"/>
+      <w:numFmt w:val="lowerRoman"/>
+      <w:lvlText w:val="%9."/>
+      <w:lvlJc w:val="right"/>
+      <w:pPr>
+        <w:ind w:left="6480" w:hanging="180"/>
+      </w:pPr>
+    </w:lvl>
+  </w:abstractNum>
+  <w:abstractNum w:abstractNumId="10" w15:restartNumberingAfterBreak="0">
     <w:nsid w:val="51A15153"/>
     <w:multiLevelType w:val="hybridMultilevel"/>
     <w:tmpl w:val="AEF6B608"/>
@@ -6419,7 +6968,7 @@
       </w:rPr>
     </w:lvl>
   </w:abstractNum>
-  <w:abstractNum w:abstractNumId="10" w15:restartNumberingAfterBreak="0">
+  <w:abstractNum w:abstractNumId="11" w15:restartNumberingAfterBreak="0">
     <w:nsid w:val="55B543FA"/>
     <w:multiLevelType w:val="hybridMultilevel"/>
     <w:tmpl w:val="11B6D27C"/>
@@ -6532,13 +7081,13 @@
       </w:rPr>
     </w:lvl>
   </w:abstractNum>
-  <w:abstractNum w:abstractNumId="11" w15:restartNumberingAfterBreak="0">
+  <w:abstractNum w:abstractNumId="12" w15:restartNumberingAfterBreak="0">
     <w:nsid w:val="58E227B3"/>
     <w:multiLevelType w:val="hybridMultilevel"/>
     <w:tmpl w:val="6C68624A"/>
     <w:numStyleLink w:val="ImportedStyle1"/>
   </w:abstractNum>
-  <w:abstractNum w:abstractNumId="12" w15:restartNumberingAfterBreak="0">
+  <w:abstractNum w:abstractNumId="13" w15:restartNumberingAfterBreak="0">
     <w:nsid w:val="6E810E92"/>
     <w:multiLevelType w:val="hybridMultilevel"/>
     <w:tmpl w:val="7994C4D6"/>
@@ -6651,7 +7200,7 @@
       </w:rPr>
     </w:lvl>
   </w:abstractNum>
-  <w:abstractNum w:abstractNumId="13" w15:restartNumberingAfterBreak="0">
+  <w:abstractNum w:abstractNumId="14" w15:restartNumberingAfterBreak="0">
     <w:nsid w:val="70BB1488"/>
     <w:multiLevelType w:val="hybridMultilevel"/>
     <w:tmpl w:val="D9DEABE2"/>
@@ -6785,16 +7334,16 @@
     <w:abstractNumId w:val="5"/>
   </w:num>
   <w:num w:numId="2" w16cid:durableId="834077426">
+    <w:abstractNumId w:val="12"/>
+  </w:num>
+  <w:num w:numId="3" w16cid:durableId="755054066">
+    <w:abstractNumId w:val="10"/>
+  </w:num>
+  <w:num w:numId="4" w16cid:durableId="1318653534">
     <w:abstractNumId w:val="11"/>
   </w:num>
-  <w:num w:numId="3" w16cid:durableId="755054066">
-    <w:abstractNumId w:val="9"/>
-  </w:num>
-  <w:num w:numId="4" w16cid:durableId="1318653534">
-    <w:abstractNumId w:val="10"/>
-  </w:num>
   <w:num w:numId="5" w16cid:durableId="291516942">
-    <w:abstractNumId w:val="12"/>
+    <w:abstractNumId w:val="13"/>
   </w:num>
   <w:num w:numId="6" w16cid:durableId="1227955095">
     <w:abstractNumId w:val="7"/>
@@ -6812,7 +7361,7 @@
     <w:abstractNumId w:val="0"/>
   </w:num>
   <w:num w:numId="11" w16cid:durableId="103699233">
-    <w:abstractNumId w:val="13"/>
+    <w:abstractNumId w:val="14"/>
   </w:num>
   <w:num w:numId="12" w16cid:durableId="831528237">
     <w:abstractNumId w:val="2"/>
@@ -6822,6 +7371,9 @@
   </w:num>
   <w:num w:numId="14" w16cid:durableId="1036196359">
     <w:abstractNumId w:val="6"/>
+  </w:num>
+  <w:num w:numId="15" w16cid:durableId="332030547">
+    <w:abstractNumId w:val="9"/>
   </w:num>
 </w:numbering>
 </file>

--- a/ProjectManagment/Sprint2Documents/DailyScrumMeetingNotesSprint2.docx
+++ b/ProjectManagment/Sprint2Documents/DailyScrumMeetingNotesSprint2.docx
@@ -55,7 +55,7 @@
           <w:u w:color="2D3B45"/>
           <w:lang w:val="tr-TR"/>
         </w:rPr>
-        <w:t>LY SCRUM MEETİNG NOT</w:t>
+        <w:t>LY SCRUM MEET</w:t>
       </w:r>
       <w:r>
         <w:rPr>
@@ -68,6 +68,32 @@
           <w:u w:color="2D3B45"/>
           <w:lang w:val="tr-TR"/>
         </w:rPr>
+        <w:t>I</w:t>
+      </w:r>
+      <w:r>
+        <w:rPr>
+          <w:rFonts w:ascii="Lato" w:eastAsia="Lato" w:hAnsi="Lato" w:cs="Lato"/>
+          <w:b/>
+          <w:bCs/>
+          <w:color w:val="2D3B45"/>
+          <w:sz w:val="28"/>
+          <w:szCs w:val="28"/>
+          <w:u w:color="2D3B45"/>
+          <w:lang w:val="tr-TR"/>
+        </w:rPr>
+        <w:t>NG NOT</w:t>
+      </w:r>
+      <w:r>
+        <w:rPr>
+          <w:rFonts w:ascii="Lato" w:eastAsia="Lato" w:hAnsi="Lato" w:cs="Lato"/>
+          <w:b/>
+          <w:bCs/>
+          <w:color w:val="2D3B45"/>
+          <w:sz w:val="28"/>
+          <w:szCs w:val="28"/>
+          <w:u w:color="2D3B45"/>
+          <w:lang w:val="tr-TR"/>
+        </w:rPr>
         <w:t xml:space="preserve">ES </w:t>
       </w:r>
     </w:p>
@@ -93,31 +119,7 @@
           <w:u w:color="2D3B45"/>
           <w:lang w:val="tr-TR"/>
         </w:rPr>
-        <w:t xml:space="preserve">Sprint </w:t>
-      </w:r>
-      <w:proofErr w:type="gramStart"/>
-      <w:r>
-        <w:rPr>
-          <w:rFonts w:ascii="Lato" w:eastAsia="Lato" w:hAnsi="Lato" w:cs="Lato"/>
-          <w:b/>
-          <w:bCs/>
-          <w:color w:val="2D3B45"/>
-          <w:u w:color="2D3B45"/>
-          <w:lang w:val="tr-TR"/>
-        </w:rPr>
-        <w:t>1 :</w:t>
-      </w:r>
-      <w:proofErr w:type="gramEnd"/>
-      <w:r>
-        <w:rPr>
-          <w:rFonts w:ascii="Lato" w:eastAsia="Lato" w:hAnsi="Lato" w:cs="Lato"/>
-          <w:b/>
-          <w:bCs/>
-          <w:color w:val="2D3B45"/>
-          <w:u w:color="2D3B45"/>
-          <w:lang w:val="tr-TR"/>
-        </w:rPr>
-        <w:t xml:space="preserve"> 23.06.2026 – 03.07.2026</w:t>
+        <w:t>Sprint 1 : 23.06.2026 – 03.07.2026</w:t>
       </w:r>
     </w:p>
     <w:p>
@@ -142,31 +144,7 @@
           <w:u w:color="2D3B45"/>
           <w:lang w:val="tr-TR"/>
         </w:rPr>
-        <w:t xml:space="preserve">Sprint </w:t>
-      </w:r>
-      <w:proofErr w:type="gramStart"/>
-      <w:r>
-        <w:rPr>
-          <w:rFonts w:ascii="Lato" w:eastAsia="Lato" w:hAnsi="Lato" w:cs="Lato"/>
-          <w:b/>
-          <w:bCs/>
-          <w:color w:val="2D3B45"/>
-          <w:u w:color="2D3B45"/>
-          <w:lang w:val="tr-TR"/>
-        </w:rPr>
-        <w:t>2 :</w:t>
-      </w:r>
-      <w:proofErr w:type="gramEnd"/>
-      <w:r>
-        <w:rPr>
-          <w:rFonts w:ascii="Lato" w:eastAsia="Lato" w:hAnsi="Lato" w:cs="Lato"/>
-          <w:b/>
-          <w:bCs/>
-          <w:color w:val="2D3B45"/>
-          <w:u w:color="2D3B45"/>
-          <w:lang w:val="tr-TR"/>
-        </w:rPr>
-        <w:t xml:space="preserve"> 06.07.2026 – 1</w:t>
+        <w:t>Sprint 2 : 06.07.2026 – 1</w:t>
       </w:r>
       <w:r>
         <w:rPr>
@@ -271,55 +249,7 @@
           <w:u w:color="2D3B45"/>
           <w:lang w:val="tr-TR"/>
         </w:rPr>
-        <w:t xml:space="preserve">Saat </w:t>
-      </w:r>
-      <w:proofErr w:type="gramStart"/>
-      <w:r>
-        <w:rPr>
-          <w:rFonts w:ascii="Lato" w:eastAsia="Lato" w:hAnsi="Lato" w:cs="Lato"/>
-          <w:b/>
-          <w:bCs/>
-          <w:color w:val="2D3B45"/>
-          <w:u w:color="2D3B45"/>
-          <w:lang w:val="tr-TR"/>
-        </w:rPr>
-        <w:t>19.00 -</w:t>
-      </w:r>
-      <w:proofErr w:type="gramEnd"/>
-      <w:r>
-        <w:rPr>
-          <w:rFonts w:ascii="Lato" w:eastAsia="Lato" w:hAnsi="Lato" w:cs="Lato"/>
-          <w:b/>
-          <w:bCs/>
-          <w:color w:val="2D3B45"/>
-          <w:u w:color="2D3B45"/>
-          <w:lang w:val="tr-TR"/>
-        </w:rPr>
-        <w:t xml:space="preserve"> Ekip üyeleri; Abdülaziz, Yasin, Münevver ve Umut Can </w:t>
-      </w:r>
-      <w:proofErr w:type="spellStart"/>
-      <w:r>
-        <w:rPr>
-          <w:rFonts w:ascii="Lato" w:eastAsia="Lato" w:hAnsi="Lato" w:cs="Lato"/>
-          <w:b/>
-          <w:bCs/>
-          <w:color w:val="2D3B45"/>
-          <w:u w:color="2D3B45"/>
-          <w:lang w:val="tr-TR"/>
-        </w:rPr>
-        <w:t>Slack</w:t>
-      </w:r>
-      <w:proofErr w:type="spellEnd"/>
-      <w:r>
-        <w:rPr>
-          <w:rFonts w:ascii="Lato" w:eastAsia="Lato" w:hAnsi="Lato" w:cs="Lato"/>
-          <w:b/>
-          <w:bCs/>
-          <w:color w:val="2D3B45"/>
-          <w:u w:color="2D3B45"/>
-          <w:lang w:val="tr-TR"/>
-        </w:rPr>
-        <w:t xml:space="preserve"> kanalı üzerinden tanıştı ve ürün fikirleri üzerinde araştırmalarını sunarak karar vermeye çalıştılar. 2 gün sonrası için herkesin daha fazla araştırma yapması istenerek ürün fikri için son karara varılmadı.</w:t>
+        <w:t>Saat 19.00 - Ekip üyeleri; Abdülaziz, Yasin, Münevver ve Umut Can Slack kanalı üzerinden tanıştı ve ürün fikirleri üzerinde araştırmalarını sunarak karar vermeye çalıştılar. 2 gün sonrası için herkesin daha fazla araştırma yapması istenerek ürün fikri için son karara varılmadı.</w:t>
       </w:r>
     </w:p>
     <w:p>
@@ -373,31 +303,7 @@
           <w:u w:color="2D3B45"/>
           <w:lang w:val="tr-TR"/>
         </w:rPr>
-        <w:t xml:space="preserve">Saat </w:t>
-      </w:r>
-      <w:proofErr w:type="gramStart"/>
-      <w:r>
-        <w:rPr>
-          <w:rFonts w:ascii="Lato" w:eastAsia="Lato" w:hAnsi="Lato" w:cs="Lato"/>
-          <w:b/>
-          <w:bCs/>
-          <w:color w:val="2D3B45"/>
-          <w:u w:color="2D3B45"/>
-          <w:lang w:val="tr-TR"/>
-        </w:rPr>
-        <w:t>19.30 :</w:t>
-      </w:r>
-      <w:proofErr w:type="gramEnd"/>
-      <w:r>
-        <w:rPr>
-          <w:rFonts w:ascii="Lato" w:eastAsia="Lato" w:hAnsi="Lato" w:cs="Lato"/>
-          <w:b/>
-          <w:bCs/>
-          <w:color w:val="2D3B45"/>
-          <w:u w:color="2D3B45"/>
-          <w:lang w:val="tr-TR"/>
-        </w:rPr>
-        <w:t xml:space="preserve"> Ekip üyeleri Abdülaziz, Yasin ve Münevver fikir</w:t>
+        <w:t>Saat 19.30 : Ekip üyeleri Abdülaziz, Yasin ve Münevver fikir</w:t>
       </w:r>
       <w:r>
         <w:rPr>
@@ -537,29 +443,16 @@
           <w:lang w:val="tr-TR"/>
         </w:rPr>
       </w:pPr>
-      <w:proofErr w:type="gramStart"/>
-      <w:r>
-        <w:rPr>
-          <w:rFonts w:ascii="Lato" w:eastAsia="Lato" w:hAnsi="Lato" w:cs="Lato"/>
-          <w:b/>
-          <w:bCs/>
-          <w:color w:val="2D3B45"/>
-          <w:u w:color="2D3B45"/>
-          <w:lang w:val="tr-TR"/>
-        </w:rPr>
-        <w:t>Münevver :</w:t>
-      </w:r>
-      <w:proofErr w:type="gramEnd"/>
-      <w:r>
-        <w:rPr>
-          <w:rFonts w:ascii="Lato" w:eastAsia="Lato" w:hAnsi="Lato" w:cs="Lato"/>
-          <w:b/>
-          <w:bCs/>
-          <w:color w:val="2D3B45"/>
-          <w:u w:color="2D3B45"/>
-          <w:lang w:val="tr-TR"/>
-        </w:rPr>
-        <w:t xml:space="preserve"> </w:t>
+      <w:r>
+        <w:rPr>
+          <w:rFonts w:ascii="Lato" w:eastAsia="Lato" w:hAnsi="Lato" w:cs="Lato"/>
+          <w:b/>
+          <w:bCs/>
+          <w:color w:val="2D3B45"/>
+          <w:u w:color="2D3B45"/>
+          <w:lang w:val="tr-TR"/>
+        </w:rPr>
+        <w:t xml:space="preserve">Münevver : </w:t>
       </w:r>
       <w:r>
         <w:rPr>
@@ -583,29 +476,16 @@
         </w:rPr>
         <w:t xml:space="preserve">nu tamamladı. </w:t>
       </w:r>
-      <w:proofErr w:type="spellStart"/>
-      <w:r>
-        <w:rPr>
-          <w:rFonts w:ascii="Lato" w:eastAsia="Lato" w:hAnsi="Lato" w:cs="Lato"/>
-          <w:b/>
-          <w:bCs/>
-          <w:color w:val="2D3B45"/>
-          <w:u w:color="2D3B45"/>
-          <w:lang w:val="tr-TR"/>
-        </w:rPr>
-        <w:t>Trello</w:t>
-      </w:r>
-      <w:proofErr w:type="spellEnd"/>
-      <w:r>
-        <w:rPr>
-          <w:rFonts w:ascii="Lato" w:eastAsia="Lato" w:hAnsi="Lato" w:cs="Lato"/>
-          <w:b/>
-          <w:bCs/>
-          <w:color w:val="2D3B45"/>
-          <w:u w:color="2D3B45"/>
-          <w:lang w:val="tr-TR"/>
-        </w:rPr>
-        <w:t xml:space="preserve"> üzerinden</w:t>
+      <w:r>
+        <w:rPr>
+          <w:rFonts w:ascii="Lato" w:eastAsia="Lato" w:hAnsi="Lato" w:cs="Lato"/>
+          <w:b/>
+          <w:bCs/>
+          <w:color w:val="2D3B45"/>
+          <w:u w:color="2D3B45"/>
+          <w:lang w:val="tr-TR"/>
+        </w:rPr>
+        <w:t>Trello üzerinden</w:t>
       </w:r>
       <w:r>
         <w:rPr>
@@ -664,42 +544,18 @@
           <w:u w:color="2D3B45"/>
           <w:lang w:val="tr-TR"/>
         </w:rPr>
-        <w:t xml:space="preserve">Umut Can sınav haftasında olduğundan dolayı ekip anlayışla karşıladı ve bu haftalık görev dağılımı Abdülaziz, Yasin ve Münevver arasında </w:t>
-      </w:r>
-      <w:proofErr w:type="gramStart"/>
-      <w:r>
-        <w:rPr>
-          <w:rFonts w:ascii="Lato" w:eastAsia="Lato" w:hAnsi="Lato" w:cs="Lato"/>
-          <w:b/>
-          <w:bCs/>
-          <w:color w:val="2D3B45"/>
-          <w:u w:color="2D3B45"/>
-          <w:lang w:val="tr-TR"/>
-        </w:rPr>
-        <w:t>yapıldı.</w:t>
-      </w:r>
-      <w:r>
-        <w:rPr>
-          <w:rFonts w:ascii="Lato" w:eastAsia="Lato" w:hAnsi="Lato" w:cs="Lato"/>
-          <w:b/>
-          <w:bCs/>
-          <w:color w:val="2D3B45"/>
-          <w:u w:color="2D3B45"/>
-          <w:lang w:val="tr-TR"/>
-        </w:rPr>
-        <w:t>*</w:t>
-      </w:r>
-      <w:proofErr w:type="gramEnd"/>
-      <w:r>
-        <w:rPr>
-          <w:rFonts w:ascii="Lato" w:eastAsia="Lato" w:hAnsi="Lato" w:cs="Lato"/>
-          <w:b/>
-          <w:bCs/>
-          <w:color w:val="2D3B45"/>
-          <w:u w:color="2D3B45"/>
-          <w:lang w:val="tr-TR"/>
-        </w:rPr>
-        <w:t>*</w:t>
+        <w:t>Umut Can sınav haftasında olduğundan dolayı ekip anlayışla karşıladı ve bu haftalık görev dağılımı Abdülaziz, Yasin ve Münevver arasında yapıldı.</w:t>
+      </w:r>
+      <w:r>
+        <w:rPr>
+          <w:rFonts w:ascii="Lato" w:eastAsia="Lato" w:hAnsi="Lato" w:cs="Lato"/>
+          <w:b/>
+          <w:bCs/>
+          <w:color w:val="2D3B45"/>
+          <w:u w:color="2D3B45"/>
+          <w:lang w:val="tr-TR"/>
+        </w:rPr>
+        <w:t>**</w:t>
       </w:r>
     </w:p>
     <w:p>
@@ -826,31 +682,7 @@
           <w:u w:color="2D3B45"/>
           <w:lang w:val="tr-TR"/>
         </w:rPr>
-        <w:t xml:space="preserve"> form </w:t>
-      </w:r>
-      <w:proofErr w:type="spellStart"/>
-      <w:r>
-        <w:rPr>
-          <w:rFonts w:ascii="Lato" w:eastAsia="Lato" w:hAnsi="Lato" w:cs="Lato"/>
-          <w:b/>
-          <w:bCs/>
-          <w:color w:val="2D3B45"/>
-          <w:u w:color="2D3B45"/>
-          <w:lang w:val="tr-TR"/>
-        </w:rPr>
-        <w:t>state</w:t>
-      </w:r>
-      <w:proofErr w:type="spellEnd"/>
-      <w:r>
-        <w:rPr>
-          <w:rFonts w:ascii="Lato" w:eastAsia="Lato" w:hAnsi="Lato" w:cs="Lato"/>
-          <w:b/>
-          <w:bCs/>
-          <w:color w:val="2D3B45"/>
-          <w:u w:color="2D3B45"/>
-          <w:lang w:val="tr-TR"/>
-        </w:rPr>
-        <w:t xml:space="preserve"> yapılarını çıkardı. </w:t>
+        <w:t xml:space="preserve"> form state yapılarını çıkardı. </w:t>
       </w:r>
     </w:p>
     <w:p>
@@ -901,79 +733,7 @@
           <w:u w:color="2D3B45"/>
           <w:lang w:val="tr-TR"/>
         </w:rPr>
-        <w:t xml:space="preserve"> </w:t>
-      </w:r>
-      <w:proofErr w:type="spellStart"/>
-      <w:r>
-        <w:rPr>
-          <w:rFonts w:ascii="Lato" w:eastAsia="Lato" w:hAnsi="Lato" w:cs="Lato"/>
-          <w:b/>
-          <w:bCs/>
-          <w:color w:val="2D3B45"/>
-          <w:u w:color="2D3B45"/>
-          <w:lang w:val="tr-TR"/>
-        </w:rPr>
-        <w:t>backend'den</w:t>
-      </w:r>
-      <w:proofErr w:type="spellEnd"/>
-      <w:r>
-        <w:rPr>
-          <w:rFonts w:ascii="Lato" w:eastAsia="Lato" w:hAnsi="Lato" w:cs="Lato"/>
-          <w:b/>
-          <w:bCs/>
-          <w:color w:val="2D3B45"/>
-          <w:u w:color="2D3B45"/>
-          <w:lang w:val="tr-TR"/>
-        </w:rPr>
-        <w:t xml:space="preserve"> gelecekmiş gibi </w:t>
-      </w:r>
-      <w:proofErr w:type="spellStart"/>
-      <w:r>
-        <w:rPr>
-          <w:rFonts w:ascii="Lato" w:eastAsia="Lato" w:hAnsi="Lato" w:cs="Lato"/>
-          <w:b/>
-          <w:bCs/>
-          <w:color w:val="2D3B45"/>
-          <w:u w:color="2D3B45"/>
-          <w:lang w:val="tr-TR"/>
-        </w:rPr>
-        <w:t>simüle</w:t>
-      </w:r>
-      <w:proofErr w:type="spellEnd"/>
-      <w:r>
-        <w:rPr>
-          <w:rFonts w:ascii="Lato" w:eastAsia="Lato" w:hAnsi="Lato" w:cs="Lato"/>
-          <w:b/>
-          <w:bCs/>
-          <w:color w:val="2D3B45"/>
-          <w:u w:color="2D3B45"/>
-          <w:lang w:val="tr-TR"/>
-        </w:rPr>
-        <w:t xml:space="preserve"> edilen </w:t>
-      </w:r>
-      <w:proofErr w:type="spellStart"/>
-      <w:r>
-        <w:rPr>
-          <w:rFonts w:ascii="Lato" w:eastAsia="Lato" w:hAnsi="Lato" w:cs="Lato"/>
-          <w:b/>
-          <w:bCs/>
-          <w:color w:val="2D3B45"/>
-          <w:u w:color="2D3B45"/>
-          <w:lang w:val="tr-TR"/>
-        </w:rPr>
-        <w:t>mock</w:t>
-      </w:r>
-      <w:proofErr w:type="spellEnd"/>
-      <w:r>
-        <w:rPr>
-          <w:rFonts w:ascii="Lato" w:eastAsia="Lato" w:hAnsi="Lato" w:cs="Lato"/>
-          <w:b/>
-          <w:bCs/>
-          <w:color w:val="2D3B45"/>
-          <w:u w:color="2D3B45"/>
-          <w:lang w:val="tr-TR"/>
-        </w:rPr>
-        <w:t xml:space="preserve"> AI veri şemasını (JSON) hazırladı.</w:t>
+        <w:t xml:space="preserve"> backend'den gelecekmiş gibi simüle edilen mock AI veri şemasını (JSON) hazırladı.</w:t>
       </w:r>
     </w:p>
     <w:p>
@@ -1050,7 +810,6 @@
           <w:lang w:val="tr-TR"/>
         </w:rPr>
       </w:pPr>
-      <w:proofErr w:type="gramStart"/>
       <w:r>
         <w:rPr>
           <w:rFonts w:ascii="Lato" w:eastAsia="Lato" w:hAnsi="Lato" w:cs="Lato"/>
@@ -1082,56 +841,7 @@
           <w:u w:color="2D3B45"/>
           <w:lang w:val="tr-TR"/>
         </w:rPr>
-        <w:t xml:space="preserve"> </w:t>
-      </w:r>
-      <w:proofErr w:type="spellStart"/>
-      <w:r>
-        <w:rPr>
-          <w:rFonts w:ascii="Lato" w:eastAsia="Lato" w:hAnsi="Lato" w:cs="Lato"/>
-          <w:b/>
-          <w:bCs/>
-          <w:color w:val="2D3B45"/>
-          <w:u w:color="2D3B45"/>
-          <w:lang w:val="tr-TR"/>
-        </w:rPr>
-        <w:t>Landing</w:t>
-      </w:r>
-      <w:proofErr w:type="spellEnd"/>
-      <w:proofErr w:type="gramEnd"/>
-      <w:r>
-        <w:rPr>
-          <w:rFonts w:ascii="Lato" w:eastAsia="Lato" w:hAnsi="Lato" w:cs="Lato"/>
-          <w:b/>
-          <w:bCs/>
-          <w:color w:val="2D3B45"/>
-          <w:u w:color="2D3B45"/>
-          <w:lang w:val="tr-TR"/>
-        </w:rPr>
-        <w:t xml:space="preserve"> </w:t>
-      </w:r>
-      <w:proofErr w:type="spellStart"/>
-      <w:r>
-        <w:rPr>
-          <w:rFonts w:ascii="Lato" w:eastAsia="Lato" w:hAnsi="Lato" w:cs="Lato"/>
-          <w:b/>
-          <w:bCs/>
-          <w:color w:val="2D3B45"/>
-          <w:u w:color="2D3B45"/>
-          <w:lang w:val="tr-TR"/>
-        </w:rPr>
-        <w:t>Page'i</w:t>
-      </w:r>
-      <w:proofErr w:type="spellEnd"/>
-      <w:r>
-        <w:rPr>
-          <w:rFonts w:ascii="Lato" w:eastAsia="Lato" w:hAnsi="Lato" w:cs="Lato"/>
-          <w:b/>
-          <w:bCs/>
-          <w:color w:val="2D3B45"/>
-          <w:u w:color="2D3B45"/>
-          <w:lang w:val="tr-TR"/>
-        </w:rPr>
-        <w:t xml:space="preserve"> tamamladı. </w:t>
+        <w:t xml:space="preserve"> Landing Page'i tamamladı. </w:t>
       </w:r>
     </w:p>
     <w:p>
@@ -1205,31 +915,7 @@
           <w:u w:color="2D3B45"/>
           <w:lang w:val="tr-TR"/>
         </w:rPr>
-        <w:t xml:space="preserve">ormu bitirip </w:t>
-      </w:r>
-      <w:proofErr w:type="spellStart"/>
-      <w:r>
-        <w:rPr>
-          <w:rFonts w:ascii="Lato" w:eastAsia="Lato" w:hAnsi="Lato" w:cs="Lato"/>
-          <w:b/>
-          <w:bCs/>
-          <w:color w:val="2D3B45"/>
-          <w:u w:color="2D3B45"/>
-          <w:lang w:val="tr-TR"/>
-        </w:rPr>
-        <w:t>loading</w:t>
-      </w:r>
-      <w:proofErr w:type="spellEnd"/>
-      <w:r>
-        <w:rPr>
-          <w:rFonts w:ascii="Lato" w:eastAsia="Lato" w:hAnsi="Lato" w:cs="Lato"/>
-          <w:b/>
-          <w:bCs/>
-          <w:color w:val="2D3B45"/>
-          <w:u w:color="2D3B45"/>
-          <w:lang w:val="tr-TR"/>
-        </w:rPr>
-        <w:t xml:space="preserve"> animasyonunu bağladı. </w:t>
+        <w:t xml:space="preserve">ormu bitirip loading animasyonunu bağladı. </w:t>
       </w:r>
     </w:p>
     <w:p>
@@ -1249,7 +935,6 @@
           <w:u w:color="2D3B45"/>
         </w:rPr>
       </w:pPr>
-      <w:proofErr w:type="gramStart"/>
       <w:r>
         <w:rPr>
           <w:rFonts w:ascii="Lato" w:eastAsia="Lato" w:hAnsi="Lato" w:cs="Lato"/>
@@ -1303,67 +988,7 @@
           <w:u w:color="2D3B45"/>
           <w:lang w:val="tr-TR"/>
         </w:rPr>
-        <w:t>elen</w:t>
-      </w:r>
-      <w:proofErr w:type="gramEnd"/>
-      <w:r>
-        <w:rPr>
-          <w:rFonts w:ascii="Lato" w:eastAsia="Lato" w:hAnsi="Lato" w:cs="Lato"/>
-          <w:b/>
-          <w:bCs/>
-          <w:color w:val="2D3B45"/>
-          <w:u w:color="2D3B45"/>
-          <w:lang w:val="tr-TR"/>
-        </w:rPr>
-        <w:t xml:space="preserve"> verileri anlamlı risk analiz kartlarına dönüştürerek `/</w:t>
-      </w:r>
-      <w:proofErr w:type="spellStart"/>
-      <w:r>
-        <w:rPr>
-          <w:rFonts w:ascii="Lato" w:eastAsia="Lato" w:hAnsi="Lato" w:cs="Lato"/>
-          <w:b/>
-          <w:bCs/>
-          <w:color w:val="2D3B45"/>
-          <w:u w:color="2D3B45"/>
-          <w:lang w:val="tr-TR"/>
-        </w:rPr>
-        <w:t>dashboard</w:t>
-      </w:r>
-      <w:proofErr w:type="spellEnd"/>
-      <w:r>
-        <w:rPr>
-          <w:rFonts w:ascii="Lato" w:eastAsia="Lato" w:hAnsi="Lato" w:cs="Lato"/>
-          <w:b/>
-          <w:bCs/>
-          <w:color w:val="2D3B45"/>
-          <w:u w:color="2D3B45"/>
-          <w:lang w:val="tr-TR"/>
-        </w:rPr>
-        <w:t xml:space="preserve">` rotasında </w:t>
-      </w:r>
-      <w:proofErr w:type="spellStart"/>
-      <w:r>
-        <w:rPr>
-          <w:rFonts w:ascii="Lato" w:eastAsia="Lato" w:hAnsi="Lato" w:cs="Lato"/>
-          <w:b/>
-          <w:bCs/>
-          <w:color w:val="2D3B45"/>
-          <w:u w:color="2D3B45"/>
-          <w:lang w:val="tr-TR"/>
-        </w:rPr>
-        <w:t>arayüz</w:t>
-      </w:r>
-      <w:proofErr w:type="spellEnd"/>
-      <w:r>
-        <w:rPr>
-          <w:rFonts w:ascii="Lato" w:eastAsia="Lato" w:hAnsi="Lato" w:cs="Lato"/>
-          <w:b/>
-          <w:bCs/>
-          <w:color w:val="2D3B45"/>
-          <w:u w:color="2D3B45"/>
-          <w:lang w:val="tr-TR"/>
-        </w:rPr>
-        <w:t xml:space="preserve"> birleştirmesini tamamladı.</w:t>
+        <w:t>elen verileri anlamlı risk analiz kartlarına dönüştürerek `/dashboard` rotasında arayüz birleştirmesini tamamladı.</w:t>
       </w:r>
     </w:p>
     <w:p>
@@ -1425,7 +1050,6 @@
           <w:lang w:val="tr-TR"/>
         </w:rPr>
       </w:pPr>
-      <w:proofErr w:type="gramStart"/>
       <w:r>
         <w:rPr>
           <w:rFonts w:ascii="Lato" w:eastAsia="Lato" w:hAnsi="Lato" w:cs="Lato"/>
@@ -1468,91 +1092,7 @@
           <w:u w:color="2D3B45"/>
           <w:lang w:val="tr-TR"/>
         </w:rPr>
-        <w:t>Ürünün</w:t>
-      </w:r>
-      <w:proofErr w:type="gramEnd"/>
-      <w:r>
-        <w:rPr>
-          <w:rFonts w:ascii="Lato" w:eastAsia="Lato" w:hAnsi="Lato" w:cs="Lato"/>
-          <w:b/>
-          <w:bCs/>
-          <w:color w:val="2D3B45"/>
-          <w:u w:color="2D3B45"/>
-          <w:lang w:val="tr-TR"/>
-        </w:rPr>
-        <w:t xml:space="preserve"> ekran görüntülerini aldı. </w:t>
-      </w:r>
-      <w:proofErr w:type="spellStart"/>
-      <w:r>
-        <w:rPr>
-          <w:rFonts w:ascii="Lato" w:eastAsia="Lato" w:hAnsi="Lato" w:cs="Lato"/>
-          <w:b/>
-          <w:bCs/>
-          <w:color w:val="2D3B45"/>
-          <w:u w:color="2D3B45"/>
-          <w:lang w:val="tr-TR"/>
-        </w:rPr>
-        <w:t>GitHub</w:t>
-      </w:r>
-      <w:proofErr w:type="spellEnd"/>
-      <w:r>
-        <w:rPr>
-          <w:rFonts w:ascii="Lato" w:eastAsia="Lato" w:hAnsi="Lato" w:cs="Lato"/>
-          <w:b/>
-          <w:bCs/>
-          <w:color w:val="2D3B45"/>
-          <w:u w:color="2D3B45"/>
-          <w:lang w:val="tr-TR"/>
-        </w:rPr>
-        <w:t xml:space="preserve"> repoda </w:t>
-      </w:r>
-      <w:proofErr w:type="spellStart"/>
-      <w:r>
-        <w:rPr>
-          <w:rFonts w:ascii="Lato" w:eastAsia="Lato" w:hAnsi="Lato" w:cs="Lato"/>
-          <w:b/>
-          <w:bCs/>
-          <w:color w:val="2D3B45"/>
-          <w:u w:color="2D3B45"/>
-          <w:lang w:val="tr-TR"/>
-        </w:rPr>
-        <w:t>branch</w:t>
-      </w:r>
-      <w:proofErr w:type="spellEnd"/>
-      <w:r>
-        <w:rPr>
-          <w:rFonts w:ascii="Lato" w:eastAsia="Lato" w:hAnsi="Lato" w:cs="Lato"/>
-          <w:b/>
-          <w:bCs/>
-          <w:color w:val="2D3B45"/>
-          <w:u w:color="2D3B45"/>
-          <w:lang w:val="tr-TR"/>
-        </w:rPr>
-        <w:t xml:space="preserve"> üzerinde ki kodları ekip üyeleri onayladığında </w:t>
-      </w:r>
-      <w:proofErr w:type="spellStart"/>
-      <w:r>
-        <w:rPr>
-          <w:rFonts w:ascii="Lato" w:eastAsia="Lato" w:hAnsi="Lato" w:cs="Lato"/>
-          <w:b/>
-          <w:bCs/>
-          <w:color w:val="2D3B45"/>
-          <w:u w:color="2D3B45"/>
-          <w:lang w:val="tr-TR"/>
-        </w:rPr>
-        <w:t>main’e</w:t>
-      </w:r>
-      <w:proofErr w:type="spellEnd"/>
-      <w:r>
-        <w:rPr>
-          <w:rFonts w:ascii="Lato" w:eastAsia="Lato" w:hAnsi="Lato" w:cs="Lato"/>
-          <w:b/>
-          <w:bCs/>
-          <w:color w:val="2D3B45"/>
-          <w:u w:color="2D3B45"/>
-          <w:lang w:val="tr-TR"/>
-        </w:rPr>
-        <w:t xml:space="preserve"> taşıdı.</w:t>
+        <w:t>Ürünün ekran görüntülerini aldı. GitHub repoda branch üzerinde ki kodları ekip üyeleri onayladığında main’e taşıdı.</w:t>
       </w:r>
     </w:p>
     <w:p>
@@ -1616,79 +1156,7 @@
           <w:u w:color="2D3B45"/>
           <w:lang w:val="tr-TR"/>
         </w:rPr>
-        <w:t xml:space="preserve">Ürünün ekran görüntülerini aldı. </w:t>
-      </w:r>
-      <w:proofErr w:type="spellStart"/>
-      <w:r>
-        <w:rPr>
-          <w:rFonts w:ascii="Lato" w:eastAsia="Lato" w:hAnsi="Lato" w:cs="Lato"/>
-          <w:b/>
-          <w:bCs/>
-          <w:color w:val="2D3B45"/>
-          <w:u w:color="2D3B45"/>
-          <w:lang w:val="tr-TR"/>
-        </w:rPr>
-        <w:t>GitHub</w:t>
-      </w:r>
-      <w:proofErr w:type="spellEnd"/>
-      <w:r>
-        <w:rPr>
-          <w:rFonts w:ascii="Lato" w:eastAsia="Lato" w:hAnsi="Lato" w:cs="Lato"/>
-          <w:b/>
-          <w:bCs/>
-          <w:color w:val="2D3B45"/>
-          <w:u w:color="2D3B45"/>
-          <w:lang w:val="tr-TR"/>
-        </w:rPr>
-        <w:t xml:space="preserve"> repoda </w:t>
-      </w:r>
-      <w:proofErr w:type="spellStart"/>
-      <w:r>
-        <w:rPr>
-          <w:rFonts w:ascii="Lato" w:eastAsia="Lato" w:hAnsi="Lato" w:cs="Lato"/>
-          <w:b/>
-          <w:bCs/>
-          <w:color w:val="2D3B45"/>
-          <w:u w:color="2D3B45"/>
-          <w:lang w:val="tr-TR"/>
-        </w:rPr>
-        <w:t>branch</w:t>
-      </w:r>
-      <w:proofErr w:type="spellEnd"/>
-      <w:r>
-        <w:rPr>
-          <w:rFonts w:ascii="Lato" w:eastAsia="Lato" w:hAnsi="Lato" w:cs="Lato"/>
-          <w:b/>
-          <w:bCs/>
-          <w:color w:val="2D3B45"/>
-          <w:u w:color="2D3B45"/>
-          <w:lang w:val="tr-TR"/>
-        </w:rPr>
-        <w:t xml:space="preserve"> üzerinde ki kodları ekip üyeleri onayladığında </w:t>
-      </w:r>
-      <w:proofErr w:type="spellStart"/>
-      <w:r>
-        <w:rPr>
-          <w:rFonts w:ascii="Lato" w:eastAsia="Lato" w:hAnsi="Lato" w:cs="Lato"/>
-          <w:b/>
-          <w:bCs/>
-          <w:color w:val="2D3B45"/>
-          <w:u w:color="2D3B45"/>
-          <w:lang w:val="tr-TR"/>
-        </w:rPr>
-        <w:t>main’e</w:t>
-      </w:r>
-      <w:proofErr w:type="spellEnd"/>
-      <w:r>
-        <w:rPr>
-          <w:rFonts w:ascii="Lato" w:eastAsia="Lato" w:hAnsi="Lato" w:cs="Lato"/>
-          <w:b/>
-          <w:bCs/>
-          <w:color w:val="2D3B45"/>
-          <w:u w:color="2D3B45"/>
-          <w:lang w:val="tr-TR"/>
-        </w:rPr>
-        <w:t xml:space="preserve"> taşıdı.</w:t>
+        <w:t>Ürünün ekran görüntülerini aldı. GitHub repoda branch üzerinde ki kodları ekip üyeleri onayladığında main’e taşıdı.</w:t>
       </w:r>
     </w:p>
     <w:p>
@@ -1708,7 +1176,6 @@
           <w:u w:color="2D3B45"/>
         </w:rPr>
       </w:pPr>
-      <w:proofErr w:type="gramStart"/>
       <w:r>
         <w:rPr>
           <w:rFonts w:ascii="Lato" w:eastAsia="Lato" w:hAnsi="Lato" w:cs="Lato"/>
@@ -1729,91 +1196,7 @@
           <w:u w:color="2D3B45"/>
           <w:lang w:val="tr-TR"/>
         </w:rPr>
-        <w:t>Ürünün</w:t>
-      </w:r>
-      <w:proofErr w:type="gramEnd"/>
-      <w:r>
-        <w:rPr>
-          <w:rFonts w:ascii="Lato" w:eastAsia="Lato" w:hAnsi="Lato" w:cs="Lato"/>
-          <w:b/>
-          <w:bCs/>
-          <w:color w:val="2D3B45"/>
-          <w:u w:color="2D3B45"/>
-          <w:lang w:val="tr-TR"/>
-        </w:rPr>
-        <w:t xml:space="preserve"> ekran görüntülerini aldı. </w:t>
-      </w:r>
-      <w:proofErr w:type="spellStart"/>
-      <w:r>
-        <w:rPr>
-          <w:rFonts w:ascii="Lato" w:eastAsia="Lato" w:hAnsi="Lato" w:cs="Lato"/>
-          <w:b/>
-          <w:bCs/>
-          <w:color w:val="2D3B45"/>
-          <w:u w:color="2D3B45"/>
-          <w:lang w:val="tr-TR"/>
-        </w:rPr>
-        <w:t>GitHub</w:t>
-      </w:r>
-      <w:proofErr w:type="spellEnd"/>
-      <w:r>
-        <w:rPr>
-          <w:rFonts w:ascii="Lato" w:eastAsia="Lato" w:hAnsi="Lato" w:cs="Lato"/>
-          <w:b/>
-          <w:bCs/>
-          <w:color w:val="2D3B45"/>
-          <w:u w:color="2D3B45"/>
-          <w:lang w:val="tr-TR"/>
-        </w:rPr>
-        <w:t xml:space="preserve"> repoda </w:t>
-      </w:r>
-      <w:proofErr w:type="spellStart"/>
-      <w:r>
-        <w:rPr>
-          <w:rFonts w:ascii="Lato" w:eastAsia="Lato" w:hAnsi="Lato" w:cs="Lato"/>
-          <w:b/>
-          <w:bCs/>
-          <w:color w:val="2D3B45"/>
-          <w:u w:color="2D3B45"/>
-          <w:lang w:val="tr-TR"/>
-        </w:rPr>
-        <w:t>branch</w:t>
-      </w:r>
-      <w:proofErr w:type="spellEnd"/>
-      <w:r>
-        <w:rPr>
-          <w:rFonts w:ascii="Lato" w:eastAsia="Lato" w:hAnsi="Lato" w:cs="Lato"/>
-          <w:b/>
-          <w:bCs/>
-          <w:color w:val="2D3B45"/>
-          <w:u w:color="2D3B45"/>
-          <w:lang w:val="tr-TR"/>
-        </w:rPr>
-        <w:t xml:space="preserve"> üzerinde ki kodları ekip üyeleri onayladığında </w:t>
-      </w:r>
-      <w:proofErr w:type="spellStart"/>
-      <w:r>
-        <w:rPr>
-          <w:rFonts w:ascii="Lato" w:eastAsia="Lato" w:hAnsi="Lato" w:cs="Lato"/>
-          <w:b/>
-          <w:bCs/>
-          <w:color w:val="2D3B45"/>
-          <w:u w:color="2D3B45"/>
-          <w:lang w:val="tr-TR"/>
-        </w:rPr>
-        <w:t>main’e</w:t>
-      </w:r>
-      <w:proofErr w:type="spellEnd"/>
-      <w:r>
-        <w:rPr>
-          <w:rFonts w:ascii="Lato" w:eastAsia="Lato" w:hAnsi="Lato" w:cs="Lato"/>
-          <w:b/>
-          <w:bCs/>
-          <w:color w:val="2D3B45"/>
-          <w:u w:color="2D3B45"/>
-          <w:lang w:val="tr-TR"/>
-        </w:rPr>
-        <w:t xml:space="preserve"> taşıdı.</w:t>
+        <w:t>Ürünün ekran görüntülerini aldı. GitHub repoda branch üzerinde ki kodları ekip üyeleri onayladığında main’e taşıdı.</w:t>
       </w:r>
     </w:p>
     <w:p>
@@ -2015,27 +1398,15 @@
         </w:rPr>
         <w:t xml:space="preserve"> </w:t>
       </w:r>
-      <w:proofErr w:type="spellStart"/>
-      <w:r>
-        <w:rPr>
-          <w:rFonts w:ascii="Lato" w:eastAsia="Lato" w:hAnsi="Lato" w:cs="Lato"/>
-          <w:b/>
-          <w:bCs/>
-          <w:color w:val="2D3B45"/>
-          <w:u w:color="2D3B45"/>
-        </w:rPr>
-        <w:t>Bootcamp</w:t>
-      </w:r>
-      <w:proofErr w:type="spellEnd"/>
-      <w:r>
-        <w:rPr>
-          <w:rFonts w:ascii="Lato" w:eastAsia="Lato" w:hAnsi="Lato" w:cs="Lato"/>
-          <w:b/>
-          <w:bCs/>
-          <w:color w:val="2D3B45"/>
-          <w:u w:color="2D3B45"/>
-        </w:rPr>
-        <w:t xml:space="preserve"> soru cevap yayınına katıldı ve diğer ekip üyelerini bilgilendirdi.</w:t>
+      <w:r>
+        <w:rPr>
+          <w:rFonts w:ascii="Lato" w:eastAsia="Lato" w:hAnsi="Lato" w:cs="Lato"/>
+          <w:b/>
+          <w:bCs/>
+          <w:color w:val="2D3B45"/>
+          <w:u w:color="2D3B45"/>
+        </w:rPr>
+        <w:t>Bootcamp soru cevap yayınına katıldı ve diğer ekip üyelerini bilgilendirdi.</w:t>
       </w:r>
     </w:p>
     <w:p>
@@ -2071,181 +1442,15 @@
           <w:u w:color="000000"/>
         </w:rPr>
       </w:pPr>
-      <w:proofErr w:type="spellStart"/>
-      <w:r>
-        <w:rPr>
-          <w:rFonts w:ascii="Lato" w:eastAsia="Lato" w:hAnsi="Lato" w:cs="Lato"/>
-          <w:b/>
-          <w:bCs/>
-          <w:color w:val="2D3B45"/>
-          <w:u w:color="2D3B45"/>
-        </w:rPr>
-        <w:t>Ekip</w:t>
-      </w:r>
-      <w:proofErr w:type="spellEnd"/>
-      <w:r>
-        <w:rPr>
-          <w:rFonts w:ascii="Lato" w:eastAsia="Lato" w:hAnsi="Lato" w:cs="Lato"/>
-          <w:b/>
-          <w:bCs/>
-          <w:color w:val="2D3B45"/>
-          <w:u w:color="2D3B45"/>
-        </w:rPr>
-        <w:t xml:space="preserve"> </w:t>
-      </w:r>
-      <w:proofErr w:type="spellStart"/>
-      <w:r>
-        <w:rPr>
-          <w:rFonts w:ascii="Lato" w:eastAsia="Lato" w:hAnsi="Lato" w:cs="Lato"/>
-          <w:b/>
-          <w:bCs/>
-          <w:color w:val="2D3B45"/>
-          <w:u w:color="2D3B45"/>
-        </w:rPr>
-        <w:t>üyeleri</w:t>
-      </w:r>
-      <w:proofErr w:type="spellEnd"/>
-      <w:r>
-        <w:rPr>
-          <w:rFonts w:ascii="Lato" w:eastAsia="Lato" w:hAnsi="Lato" w:cs="Lato"/>
-          <w:b/>
-          <w:bCs/>
-          <w:color w:val="2D3B45"/>
-          <w:u w:color="2D3B45"/>
-        </w:rPr>
-        <w:t xml:space="preserve"> </w:t>
-      </w:r>
-      <w:proofErr w:type="spellStart"/>
-      <w:r>
-        <w:rPr>
-          <w:rFonts w:ascii="Lato" w:eastAsia="Lato" w:hAnsi="Lato" w:cs="Lato"/>
-          <w:b/>
-          <w:bCs/>
-          <w:color w:val="2D3B45"/>
-          <w:u w:color="2D3B45"/>
-        </w:rPr>
-        <w:t>Münevver</w:t>
-      </w:r>
-      <w:proofErr w:type="spellEnd"/>
-      <w:r>
-        <w:rPr>
-          <w:rFonts w:ascii="Lato" w:eastAsia="Lato" w:hAnsi="Lato" w:cs="Lato"/>
-          <w:b/>
-          <w:bCs/>
-          <w:color w:val="2D3B45"/>
-          <w:u w:color="2D3B45"/>
-        </w:rPr>
-        <w:t xml:space="preserve">, </w:t>
-      </w:r>
-      <w:proofErr w:type="spellStart"/>
-      <w:r>
-        <w:rPr>
-          <w:rFonts w:ascii="Lato" w:eastAsia="Lato" w:hAnsi="Lato" w:cs="Lato"/>
-          <w:b/>
-          <w:bCs/>
-          <w:color w:val="2D3B45"/>
-          <w:u w:color="2D3B45"/>
-        </w:rPr>
-        <w:t>Abdülaziz</w:t>
-      </w:r>
-      <w:proofErr w:type="spellEnd"/>
-      <w:r>
-        <w:rPr>
-          <w:rFonts w:ascii="Lato" w:eastAsia="Lato" w:hAnsi="Lato" w:cs="Lato"/>
-          <w:b/>
-          <w:bCs/>
-          <w:color w:val="2D3B45"/>
-          <w:u w:color="2D3B45"/>
-        </w:rPr>
-        <w:t xml:space="preserve">, Yasin </w:t>
-      </w:r>
-      <w:proofErr w:type="spellStart"/>
-      <w:r>
-        <w:rPr>
-          <w:rFonts w:ascii="Lato" w:eastAsia="Lato" w:hAnsi="Lato" w:cs="Lato"/>
-          <w:b/>
-          <w:bCs/>
-          <w:color w:val="2D3B45"/>
-          <w:u w:color="2D3B45"/>
-        </w:rPr>
-        <w:t>ve</w:t>
-      </w:r>
-      <w:proofErr w:type="spellEnd"/>
-      <w:r>
-        <w:rPr>
-          <w:rFonts w:ascii="Lato" w:eastAsia="Lato" w:hAnsi="Lato" w:cs="Lato"/>
-          <w:b/>
-          <w:bCs/>
-          <w:color w:val="2D3B45"/>
-          <w:u w:color="2D3B45"/>
-        </w:rPr>
-        <w:t xml:space="preserve"> </w:t>
-      </w:r>
-      <w:proofErr w:type="spellStart"/>
-      <w:r>
-        <w:rPr>
-          <w:rFonts w:ascii="Lato" w:eastAsia="Lato" w:hAnsi="Lato" w:cs="Lato"/>
-          <w:b/>
-          <w:bCs/>
-          <w:color w:val="2D3B45"/>
-          <w:u w:color="2D3B45"/>
-        </w:rPr>
-        <w:t>Umut</w:t>
-      </w:r>
-      <w:proofErr w:type="spellEnd"/>
-      <w:r>
-        <w:rPr>
-          <w:rFonts w:ascii="Lato" w:eastAsia="Lato" w:hAnsi="Lato" w:cs="Lato"/>
-          <w:b/>
-          <w:bCs/>
-          <w:color w:val="2D3B45"/>
-          <w:u w:color="2D3B45"/>
-        </w:rPr>
-        <w:t xml:space="preserve"> </w:t>
-      </w:r>
-      <w:proofErr w:type="spellStart"/>
-      <w:r>
-        <w:rPr>
-          <w:rFonts w:ascii="Lato" w:eastAsia="Lato" w:hAnsi="Lato" w:cs="Lato"/>
-          <w:b/>
-          <w:bCs/>
-          <w:color w:val="2D3B45"/>
-          <w:u w:color="2D3B45"/>
-        </w:rPr>
-        <w:t>Can’ın</w:t>
-      </w:r>
-      <w:proofErr w:type="spellEnd"/>
-      <w:r>
-        <w:rPr>
-          <w:rFonts w:ascii="Lato" w:eastAsia="Lato" w:hAnsi="Lato" w:cs="Lato"/>
-          <w:b/>
-          <w:bCs/>
-          <w:color w:val="2D3B45"/>
-          <w:u w:color="2D3B45"/>
-        </w:rPr>
-        <w:t xml:space="preserve"> </w:t>
-      </w:r>
-      <w:proofErr w:type="spellStart"/>
-      <w:r>
-        <w:rPr>
-          <w:rFonts w:ascii="Lato" w:eastAsia="Lato" w:hAnsi="Lato" w:cs="Lato"/>
-          <w:b/>
-          <w:bCs/>
-          <w:color w:val="2D3B45"/>
-          <w:u w:color="2D3B45"/>
-        </w:rPr>
-        <w:t>ortak</w:t>
-      </w:r>
-      <w:proofErr w:type="spellEnd"/>
-      <w:r>
-        <w:rPr>
-          <w:rFonts w:ascii="Lato" w:eastAsia="Lato" w:hAnsi="Lato" w:cs="Lato"/>
-          <w:b/>
-          <w:bCs/>
-          <w:color w:val="2D3B45"/>
-          <w:u w:color="2D3B45"/>
-        </w:rPr>
-        <w:t xml:space="preserve"> kararı ile her ekip üyesinin şahsi yoğunluğundan dolayı 8 gün çalışmaya ara verildi.  </w:t>
+      <w:r>
+        <w:rPr>
+          <w:rFonts w:ascii="Lato" w:eastAsia="Lato" w:hAnsi="Lato" w:cs="Lato"/>
+          <w:b/>
+          <w:bCs/>
+          <w:color w:val="2D3B45"/>
+          <w:u w:color="2D3B45"/>
+        </w:rPr>
+        <w:t xml:space="preserve">Ekip üyeleri Münevver, Abdülaziz, Yasin ve Umut Can’ın ortak kararı ile her ekip üyesinin şahsi yoğunluğundan dolayı 8 gün çalışmaya ara verildi.  </w:t>
       </w:r>
     </w:p>
     <w:p>
@@ -2280,203 +1485,15 @@
           <w:u w:color="000000"/>
         </w:rPr>
       </w:pPr>
-      <w:proofErr w:type="spellStart"/>
-      <w:r>
-        <w:rPr>
-          <w:rFonts w:ascii="Lato" w:eastAsia="Lato" w:hAnsi="Lato" w:cs="Lato"/>
-          <w:b/>
-          <w:bCs/>
-          <w:color w:val="2D3B45"/>
-          <w:u w:color="2D3B45"/>
-        </w:rPr>
-        <w:t>Umut</w:t>
-      </w:r>
-      <w:proofErr w:type="spellEnd"/>
-      <w:r>
-        <w:rPr>
-          <w:rFonts w:ascii="Lato" w:eastAsia="Lato" w:hAnsi="Lato" w:cs="Lato"/>
-          <w:b/>
-          <w:bCs/>
-          <w:color w:val="2D3B45"/>
-          <w:u w:color="2D3B45"/>
-        </w:rPr>
-        <w:t xml:space="preserve"> Can: </w:t>
-      </w:r>
-      <w:proofErr w:type="spellStart"/>
-      <w:r>
-        <w:rPr>
-          <w:rFonts w:ascii="Lato" w:eastAsia="Lato" w:hAnsi="Lato" w:cs="Lato"/>
-          <w:b/>
-          <w:bCs/>
-          <w:color w:val="2D3B45"/>
-          <w:u w:color="2D3B45"/>
-        </w:rPr>
-        <w:t>Bütünleme</w:t>
-      </w:r>
-      <w:proofErr w:type="spellEnd"/>
-      <w:r>
-        <w:rPr>
-          <w:rFonts w:ascii="Lato" w:eastAsia="Lato" w:hAnsi="Lato" w:cs="Lato"/>
-          <w:b/>
-          <w:bCs/>
-          <w:color w:val="2D3B45"/>
-          <w:u w:color="2D3B45"/>
-        </w:rPr>
-        <w:t xml:space="preserve"> </w:t>
-      </w:r>
-      <w:proofErr w:type="spellStart"/>
-      <w:r>
-        <w:rPr>
-          <w:rFonts w:ascii="Lato" w:eastAsia="Lato" w:hAnsi="Lato" w:cs="Lato"/>
-          <w:b/>
-          <w:bCs/>
-          <w:color w:val="2D3B45"/>
-          <w:u w:color="2D3B45"/>
-        </w:rPr>
-        <w:t>sınavına</w:t>
-      </w:r>
-      <w:proofErr w:type="spellEnd"/>
-      <w:r>
-        <w:rPr>
-          <w:rFonts w:ascii="Lato" w:eastAsia="Lato" w:hAnsi="Lato" w:cs="Lato"/>
-          <w:b/>
-          <w:bCs/>
-          <w:color w:val="2D3B45"/>
-          <w:u w:color="2D3B45"/>
-        </w:rPr>
-        <w:t xml:space="preserve"> (</w:t>
-      </w:r>
-      <w:proofErr w:type="spellStart"/>
-      <w:r>
-        <w:rPr>
-          <w:rFonts w:ascii="Lato" w:eastAsia="Lato" w:hAnsi="Lato" w:cs="Lato"/>
-          <w:b/>
-          <w:bCs/>
-          <w:color w:val="2D3B45"/>
-          <w:u w:color="2D3B45"/>
-        </w:rPr>
-        <w:t>Tıp</w:t>
-      </w:r>
-      <w:proofErr w:type="spellEnd"/>
-      <w:r>
-        <w:rPr>
-          <w:rFonts w:ascii="Lato" w:eastAsia="Lato" w:hAnsi="Lato" w:cs="Lato"/>
-          <w:b/>
-          <w:bCs/>
-          <w:color w:val="2D3B45"/>
-          <w:u w:color="2D3B45"/>
-        </w:rPr>
-        <w:t xml:space="preserve"> </w:t>
-      </w:r>
-      <w:proofErr w:type="spellStart"/>
-      <w:r>
-        <w:rPr>
-          <w:rFonts w:ascii="Lato" w:eastAsia="Lato" w:hAnsi="Lato" w:cs="Lato"/>
-          <w:b/>
-          <w:bCs/>
-          <w:color w:val="2D3B45"/>
-          <w:u w:color="2D3B45"/>
-        </w:rPr>
-        <w:t>fakültesi</w:t>
-      </w:r>
-      <w:proofErr w:type="spellEnd"/>
-      <w:r>
-        <w:rPr>
-          <w:rFonts w:ascii="Lato" w:eastAsia="Lato" w:hAnsi="Lato" w:cs="Lato"/>
-          <w:b/>
-          <w:bCs/>
-          <w:color w:val="2D3B45"/>
-          <w:u w:color="2D3B45"/>
-        </w:rPr>
-        <w:t xml:space="preserve"> </w:t>
-      </w:r>
-      <w:proofErr w:type="spellStart"/>
-      <w:r>
-        <w:rPr>
-          <w:rFonts w:ascii="Lato" w:eastAsia="Lato" w:hAnsi="Lato" w:cs="Lato"/>
-          <w:b/>
-          <w:bCs/>
-          <w:color w:val="2D3B45"/>
-          <w:u w:color="2D3B45"/>
-        </w:rPr>
-        <w:t>öğrencisi</w:t>
-      </w:r>
-      <w:proofErr w:type="spellEnd"/>
-      <w:r>
-        <w:rPr>
-          <w:rFonts w:ascii="Lato" w:eastAsia="Lato" w:hAnsi="Lato" w:cs="Lato"/>
-          <w:b/>
-          <w:bCs/>
-          <w:color w:val="2D3B45"/>
-          <w:u w:color="2D3B45"/>
-        </w:rPr>
-        <w:t xml:space="preserve">) </w:t>
-      </w:r>
-      <w:proofErr w:type="spellStart"/>
-      <w:r>
-        <w:rPr>
-          <w:rFonts w:ascii="Lato" w:eastAsia="Lato" w:hAnsi="Lato" w:cs="Lato"/>
-          <w:b/>
-          <w:bCs/>
-          <w:color w:val="2D3B45"/>
-          <w:u w:color="2D3B45"/>
-        </w:rPr>
-        <w:t>kaldığını</w:t>
-      </w:r>
-      <w:proofErr w:type="spellEnd"/>
-      <w:r>
-        <w:rPr>
-          <w:rFonts w:ascii="Lato" w:eastAsia="Lato" w:hAnsi="Lato" w:cs="Lato"/>
-          <w:b/>
-          <w:bCs/>
-          <w:color w:val="2D3B45"/>
-          <w:u w:color="2D3B45"/>
-        </w:rPr>
-        <w:t xml:space="preserve"> ve bu sınavı geçememe durumunda tüm seneyi tekrar okuması gerektiğini belirtti, projeye devam etme konusunda ki riskini dile getirdi. Ekip üyeleri destek olacağını söyledi. </w:t>
-      </w:r>
-      <w:proofErr w:type="spellStart"/>
-      <w:r>
-        <w:rPr>
-          <w:rFonts w:ascii="Lato" w:eastAsia="Lato" w:hAnsi="Lato" w:cs="Lato"/>
-          <w:b/>
-          <w:bCs/>
-          <w:color w:val="2D3B45"/>
-          <w:u w:color="2D3B45"/>
-        </w:rPr>
-        <w:t>Kesin</w:t>
-      </w:r>
-      <w:proofErr w:type="spellEnd"/>
-      <w:r>
-        <w:rPr>
-          <w:rFonts w:ascii="Lato" w:eastAsia="Lato" w:hAnsi="Lato" w:cs="Lato"/>
-          <w:b/>
-          <w:bCs/>
-          <w:color w:val="2D3B45"/>
-          <w:u w:color="2D3B45"/>
-        </w:rPr>
-        <w:t xml:space="preserve"> </w:t>
-      </w:r>
-      <w:proofErr w:type="spellStart"/>
-      <w:r>
-        <w:rPr>
-          <w:rFonts w:ascii="Lato" w:eastAsia="Lato" w:hAnsi="Lato" w:cs="Lato"/>
-          <w:b/>
-          <w:bCs/>
-          <w:color w:val="2D3B45"/>
-          <w:u w:color="2D3B45"/>
-        </w:rPr>
-        <w:t>kararı</w:t>
-      </w:r>
-      <w:proofErr w:type="spellEnd"/>
-      <w:r>
-        <w:rPr>
-          <w:rFonts w:ascii="Lato" w:eastAsia="Lato" w:hAnsi="Lato" w:cs="Lato"/>
-          <w:b/>
-          <w:bCs/>
-          <w:color w:val="2D3B45"/>
-          <w:u w:color="2D3B45"/>
-        </w:rPr>
-        <w:t xml:space="preserve"> </w:t>
+      <w:r>
+        <w:rPr>
+          <w:rFonts w:ascii="Lato" w:eastAsia="Lato" w:hAnsi="Lato" w:cs="Lato"/>
+          <w:b/>
+          <w:bCs/>
+          <w:color w:val="2D3B45"/>
+          <w:u w:color="2D3B45"/>
+        </w:rPr>
+        <w:t xml:space="preserve">Umut Can: Bütünleme sınavına (Tıp fakültesi öğrencisi) kaldığını ve bu sınavı geçememe durumunda tüm seneyi tekrar okuması gerektiğini belirtti, projeye devam etme konusunda ki riskini dile getirdi. Ekip üyeleri destek olacağını söyledi. Kesin kararı </w:t>
       </w:r>
       <w:r>
         <w:rPr>
@@ -2496,117 +1513,7 @@
           <w:color w:val="2D3B45"/>
           <w:u w:color="2D3B45"/>
         </w:rPr>
-        <w:t xml:space="preserve"> </w:t>
-      </w:r>
-      <w:proofErr w:type="spellStart"/>
-      <w:r>
-        <w:rPr>
-          <w:rFonts w:ascii="Lato" w:eastAsia="Lato" w:hAnsi="Lato" w:cs="Lato"/>
-          <w:b/>
-          <w:bCs/>
-          <w:color w:val="2D3B45"/>
-          <w:u w:color="2D3B45"/>
-        </w:rPr>
-        <w:t>değil</w:t>
-      </w:r>
-      <w:proofErr w:type="spellEnd"/>
-      <w:r>
-        <w:rPr>
-          <w:rFonts w:ascii="Lato" w:eastAsia="Lato" w:hAnsi="Lato" w:cs="Lato"/>
-          <w:b/>
-          <w:bCs/>
-          <w:color w:val="2D3B45"/>
-          <w:u w:color="2D3B45"/>
-        </w:rPr>
-        <w:t xml:space="preserve">, </w:t>
-      </w:r>
-      <w:proofErr w:type="spellStart"/>
-      <w:r>
-        <w:rPr>
-          <w:rFonts w:ascii="Lato" w:eastAsia="Lato" w:hAnsi="Lato" w:cs="Lato"/>
-          <w:b/>
-          <w:bCs/>
-          <w:color w:val="2D3B45"/>
-          <w:u w:color="2D3B45"/>
-        </w:rPr>
-        <w:t>sınav</w:t>
-      </w:r>
-      <w:proofErr w:type="spellEnd"/>
-      <w:r>
-        <w:rPr>
-          <w:rFonts w:ascii="Lato" w:eastAsia="Lato" w:hAnsi="Lato" w:cs="Lato"/>
-          <w:b/>
-          <w:bCs/>
-          <w:color w:val="2D3B45"/>
-          <w:u w:color="2D3B45"/>
-        </w:rPr>
-        <w:t xml:space="preserve"> </w:t>
-      </w:r>
-      <w:proofErr w:type="spellStart"/>
-      <w:r>
-        <w:rPr>
-          <w:rFonts w:ascii="Lato" w:eastAsia="Lato" w:hAnsi="Lato" w:cs="Lato"/>
-          <w:b/>
-          <w:bCs/>
-          <w:color w:val="2D3B45"/>
-          <w:u w:color="2D3B45"/>
-        </w:rPr>
-        <w:t>sonrası</w:t>
-      </w:r>
-      <w:proofErr w:type="spellEnd"/>
-      <w:r>
-        <w:rPr>
-          <w:rFonts w:ascii="Lato" w:eastAsia="Lato" w:hAnsi="Lato" w:cs="Lato"/>
-          <w:b/>
-          <w:bCs/>
-          <w:color w:val="2D3B45"/>
-          <w:u w:color="2D3B45"/>
-        </w:rPr>
-        <w:t xml:space="preserve"> </w:t>
-      </w:r>
-      <w:proofErr w:type="spellStart"/>
-      <w:r>
-        <w:rPr>
-          <w:rFonts w:ascii="Lato" w:eastAsia="Lato" w:hAnsi="Lato" w:cs="Lato"/>
-          <w:b/>
-          <w:bCs/>
-          <w:color w:val="2D3B45"/>
-          <w:u w:color="2D3B45"/>
-        </w:rPr>
-        <w:t>tekrar</w:t>
-      </w:r>
-      <w:proofErr w:type="spellEnd"/>
-      <w:r>
-        <w:rPr>
-          <w:rFonts w:ascii="Lato" w:eastAsia="Lato" w:hAnsi="Lato" w:cs="Lato"/>
-          <w:b/>
-          <w:bCs/>
-          <w:color w:val="2D3B45"/>
-          <w:u w:color="2D3B45"/>
-        </w:rPr>
-        <w:t xml:space="preserve"> </w:t>
-      </w:r>
-      <w:proofErr w:type="spellStart"/>
-      <w:r>
-        <w:rPr>
-          <w:rFonts w:ascii="Lato" w:eastAsia="Lato" w:hAnsi="Lato" w:cs="Lato"/>
-          <w:b/>
-          <w:bCs/>
-          <w:color w:val="2D3B45"/>
-          <w:u w:color="2D3B45"/>
-        </w:rPr>
-        <w:t>görüşülecek</w:t>
-      </w:r>
-      <w:proofErr w:type="spellEnd"/>
-      <w:r>
-        <w:rPr>
-          <w:rFonts w:ascii="Lato" w:eastAsia="Lato" w:hAnsi="Lato" w:cs="Lato"/>
-          <w:b/>
-          <w:bCs/>
-          <w:color w:val="2D3B45"/>
-          <w:u w:color="2D3B45"/>
-        </w:rPr>
-        <w:t>.</w:t>
+        <w:t xml:space="preserve"> değil, sınav sonrası tekrar görüşülecek.</w:t>
       </w:r>
     </w:p>
     <w:p>
@@ -2694,33 +1601,7 @@
           <w:szCs w:val="24"/>
           <w:u w:color="2D3B45"/>
         </w:rPr>
-        <w:t xml:space="preserve">Yasin: Projeyle ilgili eksik kodları bulunuyordu, tamamlayıp </w:t>
-      </w:r>
-      <w:proofErr w:type="spellStart"/>
-      <w:r>
-        <w:rPr>
-          <w:rFonts w:ascii="Lato" w:eastAsia="Lato" w:hAnsi="Lato" w:cs="Lato"/>
-          <w:b/>
-          <w:bCs/>
-          <w:color w:val="2D3B45"/>
-          <w:sz w:val="24"/>
-          <w:szCs w:val="24"/>
-          <w:u w:color="2D3B45"/>
-        </w:rPr>
-        <w:t>GitHub</w:t>
-      </w:r>
-      <w:proofErr w:type="spellEnd"/>
-      <w:r>
-        <w:rPr>
-          <w:rFonts w:ascii="Lato" w:eastAsia="Lato" w:hAnsi="Lato" w:cs="Lato"/>
-          <w:b/>
-          <w:bCs/>
-          <w:color w:val="2D3B45"/>
-          <w:sz w:val="24"/>
-          <w:szCs w:val="24"/>
-          <w:u w:color="2D3B45"/>
-        </w:rPr>
-        <w:t xml:space="preserve"> repoya taşıdı. </w:t>
+        <w:t xml:space="preserve">Yasin: Projeyle ilgili eksik kodları bulunuyordu, tamamlayıp GitHub repoya taşıdı. </w:t>
       </w:r>
     </w:p>
     <w:p>
@@ -2826,33 +1707,7 @@
           <w:szCs w:val="24"/>
           <w:u w:color="2D3B45"/>
         </w:rPr>
-        <w:t xml:space="preserve">Ekip üyeleri Münevver, Abdülaziz ve Yasin; güncellenen kodlar sonrasında Sprint 1 kodlarında hatalar aldı, düzenlenerek sıfır hata ile birleştirerek stabil </w:t>
-      </w:r>
-      <w:proofErr w:type="spellStart"/>
-      <w:r>
-        <w:rPr>
-          <w:rFonts w:ascii="Lato" w:eastAsia="Lato" w:hAnsi="Lato" w:cs="Lato"/>
-          <w:b/>
-          <w:bCs/>
-          <w:color w:val="2D3B45"/>
-          <w:sz w:val="24"/>
-          <w:szCs w:val="24"/>
-          <w:u w:color="2D3B45"/>
-        </w:rPr>
-        <w:t>build</w:t>
-      </w:r>
-      <w:proofErr w:type="spellEnd"/>
-      <w:r>
-        <w:rPr>
-          <w:rFonts w:ascii="Lato" w:eastAsia="Lato" w:hAnsi="Lato" w:cs="Lato"/>
-          <w:b/>
-          <w:bCs/>
-          <w:color w:val="2D3B45"/>
-          <w:sz w:val="24"/>
-          <w:szCs w:val="24"/>
-          <w:u w:color="2D3B45"/>
-        </w:rPr>
-        <w:t xml:space="preserve"> aldılar.</w:t>
+        <w:t>Ekip üyeleri Münevver, Abdülaziz ve Yasin; güncellenen kodlar sonrasında Sprint 1 kodlarında hatalar aldı, düzenlenerek sıfır hata ile birleştirerek stabil build aldılar.</w:t>
       </w:r>
     </w:p>
     <w:p>
@@ -2940,59 +1795,7 @@
           <w:szCs w:val="24"/>
           <w:u w:color="2D3B45"/>
         </w:rPr>
-        <w:t xml:space="preserve">Abdülaziz: Ürün için ek özelliklerden </w:t>
-      </w:r>
-      <w:proofErr w:type="spellStart"/>
-      <w:r>
-        <w:rPr>
-          <w:rFonts w:ascii="Lato" w:eastAsia="Lato" w:hAnsi="Lato" w:cs="Lato"/>
-          <w:b/>
-          <w:bCs/>
-          <w:color w:val="2D3B45"/>
-          <w:sz w:val="24"/>
-          <w:szCs w:val="24"/>
-          <w:u w:color="2D3B45"/>
-        </w:rPr>
-        <w:t>Whatsapp</w:t>
-      </w:r>
-      <w:proofErr w:type="spellEnd"/>
-      <w:r>
-        <w:rPr>
-          <w:rFonts w:ascii="Lato" w:eastAsia="Lato" w:hAnsi="Lato" w:cs="Lato"/>
-          <w:b/>
-          <w:bCs/>
-          <w:color w:val="2D3B45"/>
-          <w:sz w:val="24"/>
-          <w:szCs w:val="24"/>
-          <w:u w:color="2D3B45"/>
-        </w:rPr>
-        <w:t>/</w:t>
-      </w:r>
-      <w:proofErr w:type="spellStart"/>
-      <w:r>
-        <w:rPr>
-          <w:rFonts w:ascii="Lato" w:eastAsia="Lato" w:hAnsi="Lato" w:cs="Lato"/>
-          <w:b/>
-          <w:bCs/>
-          <w:color w:val="2D3B45"/>
-          <w:sz w:val="24"/>
-          <w:szCs w:val="24"/>
-          <w:u w:color="2D3B45"/>
-        </w:rPr>
-        <w:t>Telegram</w:t>
-      </w:r>
-      <w:proofErr w:type="spellEnd"/>
-      <w:r>
-        <w:rPr>
-          <w:rFonts w:ascii="Lato" w:eastAsia="Lato" w:hAnsi="Lato" w:cs="Lato"/>
-          <w:b/>
-          <w:bCs/>
-          <w:color w:val="2D3B45"/>
-          <w:sz w:val="24"/>
-          <w:szCs w:val="24"/>
-          <w:u w:color="2D3B45"/>
-        </w:rPr>
-        <w:t xml:space="preserve"> botu fikrini sundu.</w:t>
+        <w:t>Abdülaziz: Ürün için ek özelliklerden Whatsapp/Telegram botu fikrini sundu.</w:t>
       </w:r>
     </w:p>
     <w:p>
@@ -3098,85 +1901,7 @@
           <w:szCs w:val="24"/>
           <w:u w:color="2D3B45"/>
         </w:rPr>
-        <w:t xml:space="preserve"> </w:t>
-      </w:r>
-      <w:proofErr w:type="spellStart"/>
-      <w:r>
-        <w:rPr>
-          <w:rFonts w:ascii="Lato" w:eastAsia="Lato" w:hAnsi="Lato" w:cs="Lato"/>
-          <w:b/>
-          <w:bCs/>
-          <w:color w:val="2D3B45"/>
-          <w:sz w:val="24"/>
-          <w:szCs w:val="24"/>
-          <w:u w:color="2D3B45"/>
-        </w:rPr>
-        <w:t>Whatsapp</w:t>
-      </w:r>
-      <w:proofErr w:type="spellEnd"/>
-      <w:r>
-        <w:rPr>
-          <w:rFonts w:ascii="Lato" w:eastAsia="Lato" w:hAnsi="Lato" w:cs="Lato"/>
-          <w:b/>
-          <w:bCs/>
-          <w:color w:val="2D3B45"/>
-          <w:sz w:val="24"/>
-          <w:szCs w:val="24"/>
-          <w:u w:color="2D3B45"/>
-        </w:rPr>
-        <w:t>/</w:t>
-      </w:r>
-      <w:proofErr w:type="spellStart"/>
-      <w:r>
-        <w:rPr>
-          <w:rFonts w:ascii="Lato" w:eastAsia="Lato" w:hAnsi="Lato" w:cs="Lato"/>
-          <w:b/>
-          <w:bCs/>
-          <w:color w:val="2D3B45"/>
-          <w:sz w:val="24"/>
-          <w:szCs w:val="24"/>
-          <w:u w:color="2D3B45"/>
-        </w:rPr>
-        <w:t>Telegram</w:t>
-      </w:r>
-      <w:proofErr w:type="spellEnd"/>
-      <w:r>
-        <w:rPr>
-          <w:rFonts w:ascii="Lato" w:eastAsia="Lato" w:hAnsi="Lato" w:cs="Lato"/>
-          <w:b/>
-          <w:bCs/>
-          <w:color w:val="2D3B45"/>
-          <w:sz w:val="24"/>
-          <w:szCs w:val="24"/>
-          <w:u w:color="2D3B45"/>
-        </w:rPr>
-        <w:t xml:space="preserve"> botu </w:t>
-      </w:r>
-      <w:proofErr w:type="spellStart"/>
-      <w:r>
-        <w:rPr>
-          <w:rFonts w:ascii="Lato" w:eastAsia="Lato" w:hAnsi="Lato" w:cs="Lato"/>
-          <w:b/>
-          <w:bCs/>
-          <w:color w:val="2D3B45"/>
-          <w:sz w:val="24"/>
-          <w:szCs w:val="24"/>
-          <w:u w:color="2D3B45"/>
-        </w:rPr>
-        <w:t>fikrininde</w:t>
-      </w:r>
-      <w:proofErr w:type="spellEnd"/>
-      <w:r>
-        <w:rPr>
-          <w:rFonts w:ascii="Lato" w:eastAsia="Lato" w:hAnsi="Lato" w:cs="Lato"/>
-          <w:b/>
-          <w:bCs/>
-          <w:color w:val="2D3B45"/>
-          <w:sz w:val="24"/>
-          <w:szCs w:val="24"/>
-          <w:u w:color="2D3B45"/>
-        </w:rPr>
-        <w:t xml:space="preserve"> karar verdiler. </w:t>
+        <w:t xml:space="preserve"> Whatsapp/Telegram botu fikrininde karar verdiler. </w:t>
       </w:r>
     </w:p>
     <w:p>
@@ -3273,163 +1998,7 @@
           <w:szCs w:val="24"/>
           <w:u w:color="2D3B45"/>
         </w:rPr>
-        <w:t>(</w:t>
-      </w:r>
-      <w:proofErr w:type="spellStart"/>
-      <w:r>
-        <w:rPr>
-          <w:rFonts w:ascii="Lato" w:eastAsia="Lato" w:hAnsi="Lato" w:cs="Lato"/>
-          <w:b/>
-          <w:bCs/>
-          <w:color w:val="2D3B45"/>
-          <w:sz w:val="24"/>
-          <w:szCs w:val="24"/>
-          <w:u w:color="2D3B45"/>
-        </w:rPr>
-        <w:t>analyze</w:t>
-      </w:r>
-      <w:proofErr w:type="spellEnd"/>
-      <w:r>
-        <w:rPr>
-          <w:rFonts w:ascii="Lato" w:eastAsia="Lato" w:hAnsi="Lato" w:cs="Lato"/>
-          <w:b/>
-          <w:bCs/>
-          <w:color w:val="2D3B45"/>
-          <w:sz w:val="24"/>
-          <w:szCs w:val="24"/>
-          <w:u w:color="2D3B45"/>
-        </w:rPr>
-        <w:t xml:space="preserve"> sayfasına eklenen form elemanları hazır mı, yoksa sadece UI tasarımımı yapıldı?</w:t>
-      </w:r>
-      <w:proofErr w:type="gramStart"/>
-      <w:r>
-        <w:rPr>
-          <w:rFonts w:ascii="Lato" w:eastAsia="Lato" w:hAnsi="Lato" w:cs="Lato"/>
-          <w:b/>
-          <w:bCs/>
-          <w:color w:val="2D3B45"/>
-          <w:sz w:val="24"/>
-          <w:szCs w:val="24"/>
-          <w:u w:color="2D3B45"/>
-        </w:rPr>
-        <w:t>) ,</w:t>
-      </w:r>
-      <w:proofErr w:type="gramEnd"/>
-      <w:r>
-        <w:rPr>
-          <w:rFonts w:ascii="Lato" w:eastAsia="Lato" w:hAnsi="Lato" w:cs="Lato"/>
-          <w:b/>
-          <w:bCs/>
-          <w:color w:val="2D3B45"/>
-          <w:sz w:val="24"/>
-          <w:szCs w:val="24"/>
-          <w:u w:color="2D3B45"/>
-        </w:rPr>
-        <w:t xml:space="preserve"> Münevver’in </w:t>
-      </w:r>
-      <w:proofErr w:type="spellStart"/>
-      <w:r>
-        <w:rPr>
-          <w:rFonts w:ascii="Lato" w:eastAsia="Lato" w:hAnsi="Lato" w:cs="Lato"/>
-          <w:b/>
-          <w:bCs/>
-          <w:color w:val="2D3B45"/>
-          <w:sz w:val="24"/>
-          <w:szCs w:val="24"/>
-          <w:u w:color="2D3B45"/>
-        </w:rPr>
-        <w:t>dashboard</w:t>
-      </w:r>
-      <w:proofErr w:type="spellEnd"/>
-      <w:r>
-        <w:rPr>
-          <w:rFonts w:ascii="Lato" w:eastAsia="Lato" w:hAnsi="Lato" w:cs="Lato"/>
-          <w:b/>
-          <w:bCs/>
-          <w:color w:val="2D3B45"/>
-          <w:sz w:val="24"/>
-          <w:szCs w:val="24"/>
-          <w:u w:color="2D3B45"/>
-        </w:rPr>
-        <w:t xml:space="preserve"> veri kabulünü(</w:t>
-      </w:r>
-      <w:proofErr w:type="spellStart"/>
-      <w:r>
-        <w:rPr>
-          <w:rFonts w:ascii="Lato" w:eastAsia="Lato" w:hAnsi="Lato" w:cs="Lato"/>
-          <w:b/>
-          <w:bCs/>
-          <w:color w:val="2D3B45"/>
-          <w:sz w:val="24"/>
-          <w:szCs w:val="24"/>
-          <w:u w:color="2D3B45"/>
-        </w:rPr>
-        <w:t>props</w:t>
-      </w:r>
-      <w:proofErr w:type="spellEnd"/>
-      <w:r>
-        <w:rPr>
-          <w:rFonts w:ascii="Lato" w:eastAsia="Lato" w:hAnsi="Lato" w:cs="Lato"/>
-          <w:b/>
-          <w:bCs/>
-          <w:color w:val="2D3B45"/>
-          <w:sz w:val="24"/>
-          <w:szCs w:val="24"/>
-          <w:u w:color="2D3B45"/>
-        </w:rPr>
-        <w:t xml:space="preserve"> mu, </w:t>
-      </w:r>
-      <w:proofErr w:type="spellStart"/>
-      <w:r>
-        <w:rPr>
-          <w:rFonts w:ascii="Lato" w:eastAsia="Lato" w:hAnsi="Lato" w:cs="Lato"/>
-          <w:b/>
-          <w:bCs/>
-          <w:color w:val="2D3B45"/>
-          <w:sz w:val="24"/>
-          <w:szCs w:val="24"/>
-          <w:u w:color="2D3B45"/>
-        </w:rPr>
-        <w:t>hardcoded</w:t>
-      </w:r>
-      <w:proofErr w:type="spellEnd"/>
-      <w:r>
-        <w:rPr>
-          <w:rFonts w:ascii="Lato" w:eastAsia="Lato" w:hAnsi="Lato" w:cs="Lato"/>
-          <w:b/>
-          <w:bCs/>
-          <w:color w:val="2D3B45"/>
-          <w:sz w:val="24"/>
-          <w:szCs w:val="24"/>
-          <w:u w:color="2D3B45"/>
-        </w:rPr>
-        <w:t xml:space="preserve"> mı?) ve data </w:t>
-      </w:r>
-      <w:proofErr w:type="spellStart"/>
-      <w:r>
-        <w:rPr>
-          <w:rFonts w:ascii="Lato" w:eastAsia="Lato" w:hAnsi="Lato" w:cs="Lato"/>
-          <w:b/>
-          <w:bCs/>
-          <w:color w:val="2D3B45"/>
-          <w:sz w:val="24"/>
-          <w:szCs w:val="24"/>
-          <w:u w:color="2D3B45"/>
-        </w:rPr>
-        <w:t>contract</w:t>
-      </w:r>
-      <w:proofErr w:type="spellEnd"/>
-      <w:r>
-        <w:rPr>
-          <w:rFonts w:ascii="Lato" w:eastAsia="Lato" w:hAnsi="Lato" w:cs="Lato"/>
-          <w:b/>
-          <w:bCs/>
-          <w:color w:val="2D3B45"/>
-          <w:sz w:val="24"/>
-          <w:szCs w:val="24"/>
-          <w:u w:color="2D3B45"/>
-        </w:rPr>
-        <w:t xml:space="preserve"> uyumu hakkında ki bilgileri detaylıca incelediler.</w:t>
+        <w:t>(analyze sayfasına eklenen form elemanları hazır mı, yoksa sadece UI tasarımımı yapıldı?) , Münevver’in dashboard veri kabulünü(props mu, hardcoded mı?) ve data contract uyumu hakkında ki bilgileri detaylıca incelediler.</w:t>
       </w:r>
     </w:p>
     <w:p>
@@ -3560,33 +2129,7 @@
           <w:u w:color="2D3B45"/>
         </w:rPr>
         <w:lastRenderedPageBreak/>
-        <w:t xml:space="preserve">Münevver: </w:t>
-      </w:r>
-      <w:proofErr w:type="spellStart"/>
-      <w:r>
-        <w:rPr>
-          <w:rFonts w:ascii="Lato" w:eastAsia="Lato" w:hAnsi="Lato" w:cs="Lato"/>
-          <w:b/>
-          <w:bCs/>
-          <w:color w:val="2D3B45"/>
-          <w:sz w:val="24"/>
-          <w:szCs w:val="24"/>
-          <w:u w:color="2D3B45"/>
-        </w:rPr>
-        <w:t>Trello’da</w:t>
-      </w:r>
-      <w:proofErr w:type="spellEnd"/>
-      <w:r>
-        <w:rPr>
-          <w:rFonts w:ascii="Lato" w:eastAsia="Lato" w:hAnsi="Lato" w:cs="Lato"/>
-          <w:b/>
-          <w:bCs/>
-          <w:color w:val="2D3B45"/>
-          <w:sz w:val="24"/>
-          <w:szCs w:val="24"/>
-          <w:u w:color="2D3B45"/>
-        </w:rPr>
-        <w:t xml:space="preserve"> </w:t>
+        <w:t xml:space="preserve">Münevver: Trello’da </w:t>
       </w:r>
       <w:r>
         <w:rPr>
@@ -3689,7 +2232,6 @@
           <w:u w:color="2D3B45"/>
         </w:rPr>
       </w:pPr>
-      <w:proofErr w:type="gramStart"/>
       <w:r>
         <w:rPr>
           <w:rFonts w:ascii="Lato" w:eastAsia="Lato" w:hAnsi="Lato" w:cs="Lato"/>
@@ -3724,72 +2266,19 @@
           <w:szCs w:val="24"/>
           <w:u w:color="2D3B45"/>
         </w:rPr>
-        <w:t>,</w:t>
-      </w:r>
-      <w:proofErr w:type="gramEnd"/>
-      <w:r>
-        <w:rPr>
-          <w:rFonts w:ascii="Lato" w:eastAsia="Lato" w:hAnsi="Lato" w:cs="Lato"/>
-          <w:b/>
-          <w:bCs/>
-          <w:color w:val="2D3B45"/>
-          <w:sz w:val="24"/>
-          <w:szCs w:val="24"/>
-          <w:u w:color="2D3B45"/>
-        </w:rPr>
-        <w:t xml:space="preserve"> </w:t>
-      </w:r>
-      <w:proofErr w:type="spellStart"/>
-      <w:r>
-        <w:rPr>
-          <w:rFonts w:ascii="Lato" w:eastAsia="Lato" w:hAnsi="Lato" w:cs="Lato"/>
-          <w:b/>
-          <w:bCs/>
-          <w:color w:val="2D3B45"/>
-          <w:sz w:val="24"/>
-          <w:szCs w:val="24"/>
-          <w:u w:color="2D3B45"/>
-        </w:rPr>
-        <w:t>TravelContext.tsx</w:t>
-      </w:r>
-      <w:proofErr w:type="spellEnd"/>
-      <w:r>
-        <w:rPr>
-          <w:rFonts w:ascii="Lato" w:eastAsia="Lato" w:hAnsi="Lato" w:cs="Lato"/>
-          <w:b/>
-          <w:bCs/>
-          <w:color w:val="2D3B45"/>
-          <w:sz w:val="24"/>
-          <w:szCs w:val="24"/>
-          <w:u w:color="2D3B45"/>
-        </w:rPr>
-        <w:t xml:space="preserve"> dosyasını oluşturup </w:t>
-      </w:r>
-      <w:proofErr w:type="spellStart"/>
-      <w:r>
-        <w:rPr>
-          <w:rFonts w:ascii="Lato" w:eastAsia="Lato" w:hAnsi="Lato" w:cs="Lato"/>
-          <w:b/>
-          <w:bCs/>
-          <w:color w:val="2D3B45"/>
-          <w:sz w:val="24"/>
-          <w:szCs w:val="24"/>
-          <w:u w:color="2D3B45"/>
-        </w:rPr>
-        <w:t>runAiSimulation</w:t>
-      </w:r>
-      <w:proofErr w:type="spellEnd"/>
-      <w:r>
-        <w:rPr>
-          <w:rFonts w:ascii="Lato" w:eastAsia="Lato" w:hAnsi="Lato" w:cs="Lato"/>
-          <w:b/>
-          <w:bCs/>
-          <w:color w:val="2D3B45"/>
-          <w:sz w:val="24"/>
-          <w:szCs w:val="24"/>
-          <w:u w:color="2D3B45"/>
-        </w:rPr>
-        <w:t xml:space="preserve"> fonksiyonunu yaz</w:t>
+        <w:t xml:space="preserve">, </w:t>
+      </w:r>
+      <w:r>
+        <w:rPr>
+          <w:rFonts w:ascii="Lato" w:eastAsia="Lato" w:hAnsi="Lato" w:cs="Lato"/>
+          <w:b/>
+          <w:bCs/>
+          <w:color w:val="2D3B45"/>
+          <w:sz w:val="24"/>
+          <w:szCs w:val="24"/>
+          <w:u w:color="2D3B45"/>
+        </w:rPr>
+        <w:t>TravelContext.tsx dosyasını oluşturup runAiSimulation fonksiyonunu yaz</w:t>
       </w:r>
       <w:r>
         <w:rPr>
@@ -3813,33 +2302,7 @@
           <w:szCs w:val="24"/>
           <w:u w:color="2D3B45"/>
         </w:rPr>
-        <w:t xml:space="preserve">. Ardından global CSS ile herkesin sayfasını </w:t>
-      </w:r>
-      <w:proofErr w:type="spellStart"/>
-      <w:r>
-        <w:rPr>
-          <w:rFonts w:ascii="Lato" w:eastAsia="Lato" w:hAnsi="Lato" w:cs="Lato"/>
-          <w:b/>
-          <w:bCs/>
-          <w:color w:val="2D3B45"/>
-          <w:sz w:val="24"/>
-          <w:szCs w:val="24"/>
-          <w:u w:color="2D3B45"/>
-        </w:rPr>
-        <w:t>premium</w:t>
-      </w:r>
-      <w:proofErr w:type="spellEnd"/>
-      <w:r>
-        <w:rPr>
-          <w:rFonts w:ascii="Lato" w:eastAsia="Lato" w:hAnsi="Lato" w:cs="Lato"/>
-          <w:b/>
-          <w:bCs/>
-          <w:color w:val="2D3B45"/>
-          <w:sz w:val="24"/>
-          <w:szCs w:val="24"/>
-          <w:u w:color="2D3B45"/>
-        </w:rPr>
-        <w:t xml:space="preserve"> karanlık tema</w:t>
+        <w:t>. Ardından global CSS ile herkesin sayfasını premium karanlık tema</w:t>
       </w:r>
       <w:r>
         <w:rPr>
@@ -3936,31 +2399,17 @@
           <w:u w:color="2D3B45"/>
         </w:rPr>
       </w:pPr>
-      <w:proofErr w:type="gramStart"/>
-      <w:r>
-        <w:rPr>
-          <w:rFonts w:ascii="Lato" w:eastAsia="Lato" w:hAnsi="Lato" w:cs="Lato"/>
-          <w:b/>
-          <w:bCs/>
-          <w:color w:val="2D3B45"/>
-          <w:sz w:val="24"/>
-          <w:szCs w:val="24"/>
-          <w:u w:color="2D3B45"/>
-        </w:rPr>
-        <w:t>Yasin :</w:t>
-      </w:r>
-      <w:proofErr w:type="gramEnd"/>
-      <w:r>
-        <w:rPr>
-          <w:rFonts w:ascii="Lato" w:eastAsia="Lato" w:hAnsi="Lato" w:cs="Lato"/>
-          <w:b/>
-          <w:bCs/>
-          <w:color w:val="2D3B45"/>
-          <w:sz w:val="24"/>
-          <w:szCs w:val="24"/>
-          <w:u w:color="2D3B45"/>
-        </w:rPr>
-        <w:t xml:space="preserve"> </w:t>
+      <w:r>
+        <w:rPr>
+          <w:rFonts w:ascii="Lato" w:eastAsia="Lato" w:hAnsi="Lato" w:cs="Lato"/>
+          <w:b/>
+          <w:bCs/>
+          <w:color w:val="2D3B45"/>
+          <w:sz w:val="24"/>
+          <w:szCs w:val="24"/>
+          <w:u w:color="2D3B45"/>
+        </w:rPr>
+        <w:t xml:space="preserve">Yasin : </w:t>
       </w:r>
       <w:r>
         <w:rPr>
@@ -3984,59 +2433,7 @@
           <w:szCs w:val="24"/>
           <w:u w:color="2D3B45"/>
         </w:rPr>
-        <w:t xml:space="preserve"> yazacağı </w:t>
-      </w:r>
-      <w:proofErr w:type="spellStart"/>
-      <w:r>
-        <w:rPr>
-          <w:rFonts w:ascii="Lato" w:eastAsia="Lato" w:hAnsi="Lato" w:cs="Lato"/>
-          <w:b/>
-          <w:bCs/>
-          <w:color w:val="2D3B45"/>
-          <w:sz w:val="24"/>
-          <w:szCs w:val="24"/>
-          <w:u w:color="2D3B45"/>
-        </w:rPr>
-        <w:t>Context</w:t>
-      </w:r>
-      <w:proofErr w:type="spellEnd"/>
-      <w:r>
-        <w:rPr>
-          <w:rFonts w:ascii="Lato" w:eastAsia="Lato" w:hAnsi="Lato" w:cs="Lato"/>
-          <w:b/>
-          <w:bCs/>
-          <w:color w:val="2D3B45"/>
-          <w:sz w:val="24"/>
-          <w:szCs w:val="24"/>
-          <w:u w:color="2D3B45"/>
-        </w:rPr>
-        <w:t xml:space="preserve"> yapısını beklerken manuel girdi alanları ile </w:t>
-      </w:r>
-      <w:proofErr w:type="spellStart"/>
-      <w:r>
-        <w:rPr>
-          <w:rFonts w:ascii="Lato" w:eastAsia="Lato" w:hAnsi="Lato" w:cs="Lato"/>
-          <w:b/>
-          <w:bCs/>
-          <w:color w:val="2D3B45"/>
-          <w:sz w:val="24"/>
-          <w:szCs w:val="24"/>
-          <w:u w:color="2D3B45"/>
-        </w:rPr>
-        <w:t>text-area</w:t>
-      </w:r>
-      <w:proofErr w:type="spellEnd"/>
-      <w:r>
-        <w:rPr>
-          <w:rFonts w:ascii="Lato" w:eastAsia="Lato" w:hAnsi="Lato" w:cs="Lato"/>
-          <w:b/>
-          <w:bCs/>
-          <w:color w:val="2D3B45"/>
-          <w:sz w:val="24"/>
-          <w:szCs w:val="24"/>
-          <w:u w:color="2D3B45"/>
-        </w:rPr>
-        <w:t xml:space="preserve"> alanlarını tek forma birleşti</w:t>
+        <w:t xml:space="preserve"> yazacağı Context yapısını beklerken manuel girdi alanları ile text-area alanlarını tek forma birleşti</w:t>
       </w:r>
       <w:r>
         <w:rPr>
@@ -4131,33 +2528,7 @@
           <w:szCs w:val="24"/>
           <w:u w:color="2D3B45"/>
         </w:rPr>
-        <w:t xml:space="preserve">Münevver: Dashboard kartları modüler şekilde </w:t>
-      </w:r>
-      <w:proofErr w:type="spellStart"/>
-      <w:r>
-        <w:rPr>
-          <w:rFonts w:ascii="Lato" w:eastAsia="Lato" w:hAnsi="Lato" w:cs="Lato"/>
-          <w:b/>
-          <w:bCs/>
-          <w:color w:val="2D3B45"/>
-          <w:sz w:val="24"/>
-          <w:szCs w:val="24"/>
-          <w:u w:color="2D3B45"/>
-        </w:rPr>
-        <w:t>props</w:t>
-      </w:r>
-      <w:proofErr w:type="spellEnd"/>
-      <w:r>
-        <w:rPr>
-          <w:rFonts w:ascii="Lato" w:eastAsia="Lato" w:hAnsi="Lato" w:cs="Lato"/>
-          <w:b/>
-          <w:bCs/>
-          <w:color w:val="2D3B45"/>
-          <w:sz w:val="24"/>
-          <w:szCs w:val="24"/>
-          <w:u w:color="2D3B45"/>
-        </w:rPr>
-        <w:t xml:space="preserve"> kabul ediyordu. </w:t>
+        <w:t xml:space="preserve">Münevver: Dashboard kartları modüler şekilde props kabul ediyordu. </w:t>
       </w:r>
       <w:r>
         <w:rPr>
@@ -4181,59 +2552,7 @@
           <w:szCs w:val="24"/>
           <w:u w:color="2D3B45"/>
         </w:rPr>
-        <w:t xml:space="preserve">tatik </w:t>
-      </w:r>
-      <w:proofErr w:type="spellStart"/>
-      <w:r>
-        <w:rPr>
-          <w:rFonts w:ascii="Lato" w:eastAsia="Lato" w:hAnsi="Lato" w:cs="Lato"/>
-          <w:b/>
-          <w:bCs/>
-          <w:color w:val="2D3B45"/>
-          <w:sz w:val="24"/>
-          <w:szCs w:val="24"/>
-          <w:u w:color="2D3B45"/>
-        </w:rPr>
-        <w:t>mock</w:t>
-      </w:r>
-      <w:proofErr w:type="spellEnd"/>
-      <w:r>
-        <w:rPr>
-          <w:rFonts w:ascii="Lato" w:eastAsia="Lato" w:hAnsi="Lato" w:cs="Lato"/>
-          <w:b/>
-          <w:bCs/>
-          <w:color w:val="2D3B45"/>
-          <w:sz w:val="24"/>
-          <w:szCs w:val="24"/>
-          <w:u w:color="2D3B45"/>
-        </w:rPr>
-        <w:t xml:space="preserve"> veri dosyasını tamamen kaldırıp, sayfayı </w:t>
-      </w:r>
-      <w:proofErr w:type="spellStart"/>
-      <w:r>
-        <w:rPr>
-          <w:rFonts w:ascii="Lato" w:eastAsia="Lato" w:hAnsi="Lato" w:cs="Lato"/>
-          <w:b/>
-          <w:bCs/>
-          <w:color w:val="2D3B45"/>
-          <w:sz w:val="24"/>
-          <w:szCs w:val="24"/>
-          <w:u w:color="2D3B45"/>
-        </w:rPr>
-        <w:t>useTravel</w:t>
-      </w:r>
-      <w:proofErr w:type="spellEnd"/>
-      <w:r>
-        <w:rPr>
-          <w:rFonts w:ascii="Lato" w:eastAsia="Lato" w:hAnsi="Lato" w:cs="Lato"/>
-          <w:b/>
-          <w:bCs/>
-          <w:color w:val="2D3B45"/>
-          <w:sz w:val="24"/>
-          <w:szCs w:val="24"/>
-          <w:u w:color="2D3B45"/>
-        </w:rPr>
-        <w:t xml:space="preserve"> kancasından gelecek verilere bağla</w:t>
+        <w:t>tatik mock veri dosyasını tamamen kaldırıp, sayfayı useTravel kancasından gelecek verilere bağla</w:t>
       </w:r>
       <w:r>
         <w:rPr>
@@ -4257,33 +2576,7 @@
           <w:szCs w:val="24"/>
           <w:u w:color="2D3B45"/>
         </w:rPr>
-        <w:t xml:space="preserve">. Veri </w:t>
-      </w:r>
-      <w:proofErr w:type="spellStart"/>
-      <w:r>
-        <w:rPr>
-          <w:rFonts w:ascii="Lato" w:eastAsia="Lato" w:hAnsi="Lato" w:cs="Lato"/>
-          <w:b/>
-          <w:bCs/>
-          <w:color w:val="2D3B45"/>
-          <w:sz w:val="24"/>
-          <w:szCs w:val="24"/>
-          <w:u w:color="2D3B45"/>
-        </w:rPr>
-        <w:t>null</w:t>
-      </w:r>
-      <w:proofErr w:type="spellEnd"/>
-      <w:r>
-        <w:rPr>
-          <w:rFonts w:ascii="Lato" w:eastAsia="Lato" w:hAnsi="Lato" w:cs="Lato"/>
-          <w:b/>
-          <w:bCs/>
-          <w:color w:val="2D3B45"/>
-          <w:sz w:val="24"/>
-          <w:szCs w:val="24"/>
-          <w:u w:color="2D3B45"/>
-        </w:rPr>
-        <w:t xml:space="preserve"> geldiğinde çalışacak hata panelini tasarlaya</w:t>
+        <w:t>. Veri null geldiğinde çalışacak hata panelini tasarlaya</w:t>
       </w:r>
       <w:r>
         <w:rPr>
@@ -4382,123 +2675,41 @@
         </w:rPr>
         <w:t xml:space="preserve">Abdülaziz: </w:t>
       </w:r>
-      <w:proofErr w:type="spellStart"/>
-      <w:r>
-        <w:rPr>
-          <w:rFonts w:ascii="Lato" w:eastAsia="Lato" w:hAnsi="Lato" w:cs="Lato"/>
-          <w:b/>
-          <w:bCs/>
-          <w:color w:val="2D3B45"/>
-          <w:sz w:val="24"/>
-          <w:szCs w:val="24"/>
-          <w:u w:color="2D3B45"/>
-        </w:rPr>
-        <w:t>Context</w:t>
-      </w:r>
-      <w:proofErr w:type="spellEnd"/>
-      <w:r>
-        <w:rPr>
-          <w:rFonts w:ascii="Lato" w:eastAsia="Lato" w:hAnsi="Lato" w:cs="Lato"/>
-          <w:b/>
-          <w:bCs/>
-          <w:color w:val="2D3B45"/>
-          <w:sz w:val="24"/>
-          <w:szCs w:val="24"/>
-          <w:u w:color="2D3B45"/>
-        </w:rPr>
-        <w:t xml:space="preserve"> motorunu tamamladı ve </w:t>
-      </w:r>
-      <w:proofErr w:type="spellStart"/>
-      <w:r>
-        <w:rPr>
-          <w:rFonts w:ascii="Lato" w:eastAsia="Lato" w:hAnsi="Lato" w:cs="Lato"/>
-          <w:b/>
-          <w:bCs/>
-          <w:color w:val="2D3B45"/>
-          <w:sz w:val="24"/>
-          <w:szCs w:val="24"/>
-          <w:u w:color="2D3B45"/>
-        </w:rPr>
-        <w:t>GitHub</w:t>
-      </w:r>
-      <w:proofErr w:type="spellEnd"/>
-      <w:r>
-        <w:rPr>
-          <w:rFonts w:ascii="Lato" w:eastAsia="Lato" w:hAnsi="Lato" w:cs="Lato"/>
-          <w:b/>
-          <w:bCs/>
-          <w:color w:val="2D3B45"/>
-          <w:sz w:val="24"/>
-          <w:szCs w:val="24"/>
-          <w:u w:color="2D3B45"/>
-        </w:rPr>
-        <w:t xml:space="preserve"> </w:t>
-      </w:r>
-      <w:r>
-        <w:rPr>
-          <w:rFonts w:ascii="Lato" w:eastAsia="Lato" w:hAnsi="Lato" w:cs="Lato"/>
-          <w:b/>
-          <w:bCs/>
-          <w:color w:val="2D3B45"/>
-          <w:sz w:val="24"/>
-          <w:szCs w:val="24"/>
-          <w:u w:color="2D3B45"/>
-        </w:rPr>
-        <w:t xml:space="preserve">repoya </w:t>
-      </w:r>
-      <w:proofErr w:type="spellStart"/>
-      <w:r>
-        <w:rPr>
-          <w:rFonts w:ascii="Lato" w:eastAsia="Lato" w:hAnsi="Lato" w:cs="Lato"/>
-          <w:b/>
-          <w:bCs/>
-          <w:color w:val="2D3B45"/>
-          <w:sz w:val="24"/>
-          <w:szCs w:val="24"/>
-          <w:u w:color="2D3B45"/>
-        </w:rPr>
-        <w:t>pushladı</w:t>
-      </w:r>
-      <w:proofErr w:type="spellEnd"/>
-      <w:r>
-        <w:rPr>
-          <w:rFonts w:ascii="Lato" w:eastAsia="Lato" w:hAnsi="Lato" w:cs="Lato"/>
-          <w:b/>
-          <w:bCs/>
-          <w:color w:val="2D3B45"/>
-          <w:sz w:val="24"/>
-          <w:szCs w:val="24"/>
-          <w:u w:color="2D3B45"/>
-        </w:rPr>
-        <w:t xml:space="preserve">. </w:t>
-      </w:r>
-      <w:proofErr w:type="spellStart"/>
-      <w:proofErr w:type="gramStart"/>
-      <w:r>
-        <w:rPr>
-          <w:rFonts w:ascii="Lato" w:eastAsia="Lato" w:hAnsi="Lato" w:cs="Lato"/>
-          <w:b/>
-          <w:bCs/>
-          <w:color w:val="2D3B45"/>
-          <w:sz w:val="24"/>
-          <w:szCs w:val="24"/>
-          <w:u w:color="2D3B45"/>
-        </w:rPr>
-        <w:t>runAiSimulation</w:t>
-      </w:r>
-      <w:proofErr w:type="spellEnd"/>
-      <w:proofErr w:type="gramEnd"/>
-      <w:r>
-        <w:rPr>
-          <w:rFonts w:ascii="Lato" w:eastAsia="Lato" w:hAnsi="Lato" w:cs="Lato"/>
-          <w:b/>
-          <w:bCs/>
-          <w:color w:val="2D3B45"/>
-          <w:sz w:val="24"/>
-          <w:szCs w:val="24"/>
-          <w:u w:color="2D3B45"/>
-        </w:rPr>
-        <w:t xml:space="preserve"> girdileri </w:t>
+      <w:r>
+        <w:rPr>
+          <w:rFonts w:ascii="Lato" w:eastAsia="Lato" w:hAnsi="Lato" w:cs="Lato"/>
+          <w:b/>
+          <w:bCs/>
+          <w:color w:val="2D3B45"/>
+          <w:sz w:val="24"/>
+          <w:szCs w:val="24"/>
+          <w:u w:color="2D3B45"/>
+        </w:rPr>
+        <w:t xml:space="preserve">Context motorunu tamamladı ve </w:t>
+      </w:r>
+      <w:r>
+        <w:rPr>
+          <w:rFonts w:ascii="Lato" w:eastAsia="Lato" w:hAnsi="Lato" w:cs="Lato"/>
+          <w:b/>
+          <w:bCs/>
+          <w:color w:val="2D3B45"/>
+          <w:sz w:val="24"/>
+          <w:szCs w:val="24"/>
+          <w:u w:color="2D3B45"/>
+        </w:rPr>
+        <w:t xml:space="preserve">GitHub </w:t>
+      </w:r>
+      <w:r>
+        <w:rPr>
+          <w:rFonts w:ascii="Lato" w:eastAsia="Lato" w:hAnsi="Lato" w:cs="Lato"/>
+          <w:b/>
+          <w:bCs/>
+          <w:color w:val="2D3B45"/>
+          <w:sz w:val="24"/>
+          <w:szCs w:val="24"/>
+          <w:u w:color="2D3B45"/>
+        </w:rPr>
+        <w:t xml:space="preserve">repoya pushladı. runAiSimulation girdileri </w:t>
       </w:r>
       <w:r>
         <w:rPr>
@@ -4522,85 +2733,7 @@
           <w:szCs w:val="24"/>
           <w:u w:color="2D3B45"/>
         </w:rPr>
-        <w:t xml:space="preserve"> beklediği şemaya dönüştürüyor. Global CSS ayarları yapıldı, tüm sayfalar artık koyu tema. </w:t>
-      </w:r>
-      <w:proofErr w:type="spellStart"/>
-      <w:r>
-        <w:rPr>
-          <w:rFonts w:ascii="Lato" w:eastAsia="Lato" w:hAnsi="Lato" w:cs="Lato"/>
-          <w:b/>
-          <w:bCs/>
-          <w:color w:val="2D3B45"/>
-          <w:sz w:val="24"/>
-          <w:szCs w:val="24"/>
-          <w:u w:color="2D3B45"/>
-        </w:rPr>
-        <w:t>Landing</w:t>
-      </w:r>
-      <w:proofErr w:type="spellEnd"/>
-      <w:r>
-        <w:rPr>
-          <w:rFonts w:ascii="Lato" w:eastAsia="Lato" w:hAnsi="Lato" w:cs="Lato"/>
-          <w:b/>
-          <w:bCs/>
-          <w:color w:val="2D3B45"/>
-          <w:sz w:val="24"/>
-          <w:szCs w:val="24"/>
-          <w:u w:color="2D3B45"/>
-        </w:rPr>
-        <w:t xml:space="preserve"> </w:t>
-      </w:r>
-      <w:proofErr w:type="spellStart"/>
-      <w:r>
-        <w:rPr>
-          <w:rFonts w:ascii="Lato" w:eastAsia="Lato" w:hAnsi="Lato" w:cs="Lato"/>
-          <w:b/>
-          <w:bCs/>
-          <w:color w:val="2D3B45"/>
-          <w:sz w:val="24"/>
-          <w:szCs w:val="24"/>
-          <w:u w:color="2D3B45"/>
-        </w:rPr>
-        <w:t>page</w:t>
-      </w:r>
-      <w:proofErr w:type="spellEnd"/>
-      <w:r>
-        <w:rPr>
-          <w:rFonts w:ascii="Lato" w:eastAsia="Lato" w:hAnsi="Lato" w:cs="Lato"/>
-          <w:b/>
-          <w:bCs/>
-          <w:color w:val="2D3B45"/>
-          <w:sz w:val="24"/>
-          <w:szCs w:val="24"/>
-          <w:u w:color="2D3B45"/>
-        </w:rPr>
-        <w:t xml:space="preserve"> </w:t>
-      </w:r>
-      <w:proofErr w:type="spellStart"/>
-      <w:r>
-        <w:rPr>
-          <w:rFonts w:ascii="Lato" w:eastAsia="Lato" w:hAnsi="Lato" w:cs="Lato"/>
-          <w:b/>
-          <w:bCs/>
-          <w:color w:val="2D3B45"/>
-          <w:sz w:val="24"/>
-          <w:szCs w:val="24"/>
-          <w:u w:color="2D3B45"/>
-        </w:rPr>
-        <w:t>chatbot</w:t>
-      </w:r>
-      <w:proofErr w:type="spellEnd"/>
-      <w:r>
-        <w:rPr>
-          <w:rFonts w:ascii="Lato" w:eastAsia="Lato" w:hAnsi="Lato" w:cs="Lato"/>
-          <w:b/>
-          <w:bCs/>
-          <w:color w:val="2D3B45"/>
-          <w:sz w:val="24"/>
-          <w:szCs w:val="24"/>
-          <w:u w:color="2D3B45"/>
-        </w:rPr>
-        <w:t xml:space="preserve"> alanları eklendi.</w:t>
+        <w:t xml:space="preserve"> beklediği şemaya dönüştürüyor. Global CSS ayarları yapıldı, tüm sayfalar artık koyu tema. Landing page chatbot alanları eklendi.</w:t>
       </w:r>
       <w:r>
         <w:rPr>
@@ -4683,85 +2816,7 @@
           <w:szCs w:val="24"/>
           <w:u w:color="2D3B45"/>
         </w:rPr>
-        <w:t xml:space="preserve">: </w:t>
-      </w:r>
-      <w:proofErr w:type="spellStart"/>
-      <w:r>
-        <w:rPr>
-          <w:rFonts w:ascii="Lato" w:eastAsia="Lato" w:hAnsi="Lato" w:cs="Lato"/>
-          <w:b/>
-          <w:bCs/>
-          <w:color w:val="2D3B45"/>
-          <w:sz w:val="24"/>
-          <w:szCs w:val="24"/>
-          <w:u w:color="2D3B45"/>
-        </w:rPr>
-        <w:t>Context'i</w:t>
-      </w:r>
-      <w:proofErr w:type="spellEnd"/>
-      <w:r>
-        <w:rPr>
-          <w:rFonts w:ascii="Lato" w:eastAsia="Lato" w:hAnsi="Lato" w:cs="Lato"/>
-          <w:b/>
-          <w:bCs/>
-          <w:color w:val="2D3B45"/>
-          <w:sz w:val="24"/>
-          <w:szCs w:val="24"/>
-          <w:u w:color="2D3B45"/>
-        </w:rPr>
-        <w:t xml:space="preserve"> çekti. Form </w:t>
-      </w:r>
-      <w:proofErr w:type="spellStart"/>
-      <w:r>
-        <w:rPr>
-          <w:rFonts w:ascii="Lato" w:eastAsia="Lato" w:hAnsi="Lato" w:cs="Lato"/>
-          <w:b/>
-          <w:bCs/>
-          <w:color w:val="2D3B45"/>
-          <w:sz w:val="24"/>
-          <w:szCs w:val="24"/>
-          <w:u w:color="2D3B45"/>
-        </w:rPr>
-        <w:t>submit</w:t>
-      </w:r>
-      <w:proofErr w:type="spellEnd"/>
-      <w:r>
-        <w:rPr>
-          <w:rFonts w:ascii="Lato" w:eastAsia="Lato" w:hAnsi="Lato" w:cs="Lato"/>
-          <w:b/>
-          <w:bCs/>
-          <w:color w:val="2D3B45"/>
-          <w:sz w:val="24"/>
-          <w:szCs w:val="24"/>
-          <w:u w:color="2D3B45"/>
-        </w:rPr>
-        <w:t xml:space="preserve"> edildiğinde </w:t>
-      </w:r>
-      <w:proofErr w:type="spellStart"/>
-      <w:r>
-        <w:rPr>
-          <w:rFonts w:ascii="Lato" w:eastAsia="Lato" w:hAnsi="Lato" w:cs="Lato"/>
-          <w:b/>
-          <w:bCs/>
-          <w:color w:val="2D3B45"/>
-          <w:sz w:val="24"/>
-          <w:szCs w:val="24"/>
-          <w:u w:color="2D3B45"/>
-        </w:rPr>
-        <w:t>runAiSimulation</w:t>
-      </w:r>
-      <w:proofErr w:type="spellEnd"/>
-      <w:r>
-        <w:rPr>
-          <w:rFonts w:ascii="Lato" w:eastAsia="Lato" w:hAnsi="Lato" w:cs="Lato"/>
-          <w:b/>
-          <w:bCs/>
-          <w:color w:val="2D3B45"/>
-          <w:sz w:val="24"/>
-          <w:szCs w:val="24"/>
-          <w:u w:color="2D3B45"/>
-        </w:rPr>
-        <w:t xml:space="preserve"> fonksiyonunu </w:t>
+        <w:t xml:space="preserve">: Context'i çekti. Form submit edildiğinde runAiSimulation fonksiyonunu </w:t>
       </w:r>
       <w:r>
         <w:rPr>
@@ -4785,33 +2840,7 @@
           <w:szCs w:val="24"/>
           <w:u w:color="2D3B45"/>
         </w:rPr>
-        <w:t>. 2.6 saniyelik yazı tarama animasyonunun ardından sorunsuzca /</w:t>
-      </w:r>
-      <w:proofErr w:type="spellStart"/>
-      <w:r>
-        <w:rPr>
-          <w:rFonts w:ascii="Lato" w:eastAsia="Lato" w:hAnsi="Lato" w:cs="Lato"/>
-          <w:b/>
-          <w:bCs/>
-          <w:color w:val="2D3B45"/>
-          <w:sz w:val="24"/>
-          <w:szCs w:val="24"/>
-          <w:u w:color="2D3B45"/>
-        </w:rPr>
-        <w:t>dashboard</w:t>
-      </w:r>
-      <w:proofErr w:type="spellEnd"/>
-      <w:r>
-        <w:rPr>
-          <w:rFonts w:ascii="Lato" w:eastAsia="Lato" w:hAnsi="Lato" w:cs="Lato"/>
-          <w:b/>
-          <w:bCs/>
-          <w:color w:val="2D3B45"/>
-          <w:sz w:val="24"/>
-          <w:szCs w:val="24"/>
-          <w:u w:color="2D3B45"/>
-        </w:rPr>
-        <w:t xml:space="preserve"> rotasına yönlendirme yapıl</w:t>
+        <w:t>. 2.6 saniyelik yazı tarama animasyonunun ardından sorunsuzca /dashboard rotasına yönlendirme yapıl</w:t>
       </w:r>
       <w:r>
         <w:rPr>
@@ -4894,22 +2923,44 @@
           <w:szCs w:val="24"/>
           <w:u w:color="2D3B45"/>
         </w:rPr>
-        <w:t>: Küresel hafızadan veri okuma mimarisini kurdu. Form doldurulup gelindiğinde dinamik olarak risk kartları değişiyor. Doğrudan linkle girmeye çalışanlar için tasarladığı "</w:t>
-      </w:r>
-      <w:proofErr w:type="spellStart"/>
-      <w:r>
-        <w:rPr>
-          <w:rFonts w:ascii="Lato" w:eastAsia="Lato" w:hAnsi="Lato" w:cs="Lato"/>
-          <w:b/>
-          <w:bCs/>
-          <w:color w:val="2D3B45"/>
-          <w:sz w:val="24"/>
-          <w:szCs w:val="24"/>
-          <w:u w:color="2D3B45"/>
-        </w:rPr>
-        <w:t>Empty</w:t>
-      </w:r>
-      <w:proofErr w:type="spellEnd"/>
+        <w:t xml:space="preserve">: Küresel hafızadan veri okuma mimarisini kurdu. Form doldurulup gelindiğinde dinamik olarak risk kartları değişiyor. Doğrudan linkle girmeye çalışanlar için tasarladığı "Empty State" paneli ve </w:t>
+      </w:r>
+      <w:r>
+        <w:rPr>
+          <w:rFonts w:ascii="Lato" w:eastAsia="Lato" w:hAnsi="Lato" w:cs="Lato"/>
+          <w:b/>
+          <w:bCs/>
+          <w:color w:val="2D3B45"/>
+          <w:sz w:val="24"/>
+          <w:szCs w:val="24"/>
+          <w:u w:color="2D3B45"/>
+        </w:rPr>
+        <w:t>Abdülaziz’in</w:t>
+      </w:r>
+      <w:r>
+        <w:rPr>
+          <w:rFonts w:ascii="Lato" w:eastAsia="Lato" w:hAnsi="Lato" w:cs="Lato"/>
+          <w:b/>
+          <w:bCs/>
+          <w:color w:val="2D3B45"/>
+          <w:sz w:val="24"/>
+          <w:szCs w:val="24"/>
+          <w:u w:color="2D3B45"/>
+        </w:rPr>
+        <w:t xml:space="preserve"> yönlendirme butonu</w:t>
+      </w:r>
+      <w:r>
+        <w:rPr>
+          <w:rFonts w:ascii="Lato" w:eastAsia="Lato" w:hAnsi="Lato" w:cs="Lato"/>
+          <w:b/>
+          <w:bCs/>
+          <w:color w:val="2D3B45"/>
+          <w:sz w:val="24"/>
+          <w:szCs w:val="24"/>
+          <w:u w:color="2D3B45"/>
+        </w:rPr>
+        <w:t>nun</w:t>
+      </w:r>
       <w:r>
         <w:rPr>
           <w:rFonts w:ascii="Lato" w:eastAsia="Lato" w:hAnsi="Lato" w:cs="Lato"/>
@@ -4922,158 +2973,18 @@
         </w:rPr>
         <w:t xml:space="preserve"> </w:t>
       </w:r>
-      <w:proofErr w:type="spellStart"/>
-      <w:r>
-        <w:rPr>
-          <w:rFonts w:ascii="Lato" w:eastAsia="Lato" w:hAnsi="Lato" w:cs="Lato"/>
-          <w:b/>
-          <w:bCs/>
-          <w:color w:val="2D3B45"/>
-          <w:sz w:val="24"/>
-          <w:szCs w:val="24"/>
-          <w:u w:color="2D3B45"/>
-        </w:rPr>
-        <w:t>State</w:t>
-      </w:r>
-      <w:proofErr w:type="spellEnd"/>
-      <w:r>
-        <w:rPr>
-          <w:rFonts w:ascii="Lato" w:eastAsia="Lato" w:hAnsi="Lato" w:cs="Lato"/>
-          <w:b/>
-          <w:bCs/>
-          <w:color w:val="2D3B45"/>
-          <w:sz w:val="24"/>
-          <w:szCs w:val="24"/>
-          <w:u w:color="2D3B45"/>
-        </w:rPr>
-        <w:t xml:space="preserve">" paneli ve </w:t>
-      </w:r>
-      <w:r>
-        <w:rPr>
-          <w:rFonts w:ascii="Lato" w:eastAsia="Lato" w:hAnsi="Lato" w:cs="Lato"/>
-          <w:b/>
-          <w:bCs/>
-          <w:color w:val="2D3B45"/>
-          <w:sz w:val="24"/>
-          <w:szCs w:val="24"/>
-          <w:u w:color="2D3B45"/>
-        </w:rPr>
-        <w:t>Abdülaziz’in</w:t>
-      </w:r>
-      <w:r>
-        <w:rPr>
-          <w:rFonts w:ascii="Lato" w:eastAsia="Lato" w:hAnsi="Lato" w:cs="Lato"/>
-          <w:b/>
-          <w:bCs/>
-          <w:color w:val="2D3B45"/>
-          <w:sz w:val="24"/>
-          <w:szCs w:val="24"/>
-          <w:u w:color="2D3B45"/>
-        </w:rPr>
-        <w:t xml:space="preserve"> yönlendirme butonu</w:t>
-      </w:r>
-      <w:r>
-        <w:rPr>
-          <w:rFonts w:ascii="Lato" w:eastAsia="Lato" w:hAnsi="Lato" w:cs="Lato"/>
-          <w:b/>
-          <w:bCs/>
-          <w:color w:val="2D3B45"/>
-          <w:sz w:val="24"/>
-          <w:szCs w:val="24"/>
-          <w:u w:color="2D3B45"/>
-        </w:rPr>
-        <w:t>nun</w:t>
-      </w:r>
-      <w:r>
-        <w:rPr>
-          <w:rFonts w:ascii="Lato" w:eastAsia="Lato" w:hAnsi="Lato" w:cs="Lato"/>
-          <w:b/>
-          <w:bCs/>
-          <w:color w:val="2D3B45"/>
-          <w:sz w:val="24"/>
-          <w:szCs w:val="24"/>
-          <w:u w:color="2D3B45"/>
-        </w:rPr>
-        <w:t xml:space="preserve"> </w:t>
-      </w:r>
-      <w:r>
-        <w:rPr>
-          <w:rFonts w:ascii="Lato" w:eastAsia="Lato" w:hAnsi="Lato" w:cs="Lato"/>
-          <w:b/>
-          <w:bCs/>
-          <w:color w:val="2D3B45"/>
-          <w:sz w:val="24"/>
-          <w:szCs w:val="24"/>
-          <w:u w:color="2D3B45"/>
-        </w:rPr>
-        <w:t xml:space="preserve">çalıştığını kesinleştirdi.  Ürün görsellerini ekip üyeleri ile paylaştı. Güncellemeleri önce </w:t>
-      </w:r>
-      <w:proofErr w:type="spellStart"/>
-      <w:r>
-        <w:rPr>
-          <w:rFonts w:ascii="Lato" w:eastAsia="Lato" w:hAnsi="Lato" w:cs="Lato"/>
-          <w:b/>
-          <w:bCs/>
-          <w:color w:val="2D3B45"/>
-          <w:sz w:val="24"/>
-          <w:szCs w:val="24"/>
-          <w:u w:color="2D3B45"/>
-        </w:rPr>
-        <w:t>branche</w:t>
-      </w:r>
-      <w:proofErr w:type="spellEnd"/>
-      <w:r>
-        <w:rPr>
-          <w:rFonts w:ascii="Lato" w:eastAsia="Lato" w:hAnsi="Lato" w:cs="Lato"/>
-          <w:b/>
-          <w:bCs/>
-          <w:color w:val="2D3B45"/>
-          <w:sz w:val="24"/>
-          <w:szCs w:val="24"/>
-          <w:u w:color="2D3B45"/>
-        </w:rPr>
-        <w:t xml:space="preserve"> attı, ekip üyeleri onayladıktan sonra </w:t>
-      </w:r>
-      <w:proofErr w:type="spellStart"/>
-      <w:r>
-        <w:rPr>
-          <w:rFonts w:ascii="Lato" w:eastAsia="Lato" w:hAnsi="Lato" w:cs="Lato"/>
-          <w:b/>
-          <w:bCs/>
-          <w:color w:val="2D3B45"/>
-          <w:sz w:val="24"/>
-          <w:szCs w:val="24"/>
-          <w:u w:color="2D3B45"/>
-        </w:rPr>
-        <w:t>GitHub</w:t>
-      </w:r>
-      <w:proofErr w:type="spellEnd"/>
-      <w:r>
-        <w:rPr>
-          <w:rFonts w:ascii="Lato" w:eastAsia="Lato" w:hAnsi="Lato" w:cs="Lato"/>
-          <w:b/>
-          <w:bCs/>
-          <w:color w:val="2D3B45"/>
-          <w:sz w:val="24"/>
-          <w:szCs w:val="24"/>
-          <w:u w:color="2D3B45"/>
-        </w:rPr>
-        <w:t xml:space="preserve"> repoda maine taşıdı. Sprint 2 ve </w:t>
-      </w:r>
-      <w:proofErr w:type="spellStart"/>
-      <w:r>
-        <w:rPr>
-          <w:rFonts w:ascii="Lato" w:eastAsia="Lato" w:hAnsi="Lato" w:cs="Lato"/>
-          <w:b/>
-          <w:bCs/>
-          <w:color w:val="2D3B45"/>
-          <w:sz w:val="24"/>
-          <w:szCs w:val="24"/>
-          <w:u w:color="2D3B45"/>
-        </w:rPr>
-        <w:t>DailyScrumMeeting</w:t>
-      </w:r>
-      <w:proofErr w:type="spellEnd"/>
+      <w:r>
+        <w:rPr>
+          <w:rFonts w:ascii="Lato" w:eastAsia="Lato" w:hAnsi="Lato" w:cs="Lato"/>
+          <w:b/>
+          <w:bCs/>
+          <w:color w:val="2D3B45"/>
+          <w:sz w:val="24"/>
+          <w:szCs w:val="24"/>
+          <w:u w:color="2D3B45"/>
+        </w:rPr>
+        <w:t>çalıştığını kesinleştirdi.  Ürün görsellerini ekip üyeleri ile paylaştı. Güncellemeleri önce branche attı, ekip üyeleri onayladıktan sonra GitHub repoda maine taşıdı. Sprint 2 ve DailyScrumMeeting</w:t>
+      </w:r>
       <w:r>
         <w:rPr>
           <w:rFonts w:ascii="Lato" w:eastAsia="Lato" w:hAnsi="Lato" w:cs="Lato"/>
@@ -5096,33 +3007,7 @@
           <w:szCs w:val="24"/>
           <w:u w:color="2D3B45"/>
         </w:rPr>
-        <w:t xml:space="preserve"> notlarını düzenleyerek </w:t>
-      </w:r>
-      <w:proofErr w:type="spellStart"/>
-      <w:r>
-        <w:rPr>
-          <w:rFonts w:ascii="Lato" w:eastAsia="Lato" w:hAnsi="Lato" w:cs="Lato"/>
-          <w:b/>
-          <w:bCs/>
-          <w:color w:val="2D3B45"/>
-          <w:sz w:val="24"/>
-          <w:szCs w:val="24"/>
-          <w:u w:color="2D3B45"/>
-        </w:rPr>
-        <w:t>ReadMe’yi</w:t>
-      </w:r>
-      <w:proofErr w:type="spellEnd"/>
-      <w:r>
-        <w:rPr>
-          <w:rFonts w:ascii="Lato" w:eastAsia="Lato" w:hAnsi="Lato" w:cs="Lato"/>
-          <w:b/>
-          <w:bCs/>
-          <w:color w:val="2D3B45"/>
-          <w:sz w:val="24"/>
-          <w:szCs w:val="24"/>
-          <w:u w:color="2D3B45"/>
-        </w:rPr>
-        <w:t xml:space="preserve"> güncelledi.</w:t>
+        <w:t xml:space="preserve"> notlarını düzenleyerek ReadMe’yi güncelledi.</w:t>
       </w:r>
     </w:p>
     <w:p>
@@ -5200,83 +3085,17 @@
           <w:u w:color="2D3B45"/>
         </w:rPr>
       </w:pPr>
-      <w:proofErr w:type="gramStart"/>
-      <w:r>
-        <w:rPr>
-          <w:rFonts w:ascii="Lato" w:eastAsia="Lato" w:hAnsi="Lato" w:cs="Lato"/>
-          <w:b/>
-          <w:bCs/>
-          <w:color w:val="2D3B45"/>
-          <w:sz w:val="24"/>
-          <w:szCs w:val="24"/>
-          <w:u w:color="2D3B45"/>
-        </w:rPr>
-        <w:t>Yasin :</w:t>
-      </w:r>
-      <w:proofErr w:type="gramEnd"/>
-      <w:r>
-        <w:rPr>
-          <w:rFonts w:ascii="Lato" w:eastAsia="Lato" w:hAnsi="Lato" w:cs="Lato"/>
-          <w:b/>
-          <w:bCs/>
-          <w:color w:val="2D3B45"/>
-          <w:sz w:val="24"/>
-          <w:szCs w:val="24"/>
-          <w:u w:color="2D3B45"/>
-        </w:rPr>
-        <w:t xml:space="preserve"> Ürünün görsellerini ekip üyeleri ile paylaştı. </w:t>
-      </w:r>
-      <w:proofErr w:type="spellStart"/>
-      <w:r>
-        <w:rPr>
-          <w:rFonts w:ascii="Lato" w:eastAsia="Lato" w:hAnsi="Lato" w:cs="Lato"/>
-          <w:b/>
-          <w:bCs/>
-          <w:color w:val="2D3B45"/>
-          <w:sz w:val="24"/>
-          <w:szCs w:val="24"/>
-          <w:u w:color="2D3B45"/>
-        </w:rPr>
-        <w:t>GitHub</w:t>
-      </w:r>
-      <w:proofErr w:type="spellEnd"/>
-      <w:r>
-        <w:rPr>
-          <w:rFonts w:ascii="Lato" w:eastAsia="Lato" w:hAnsi="Lato" w:cs="Lato"/>
-          <w:b/>
-          <w:bCs/>
-          <w:color w:val="2D3B45"/>
-          <w:sz w:val="24"/>
-          <w:szCs w:val="24"/>
-          <w:u w:color="2D3B45"/>
-        </w:rPr>
-        <w:t xml:space="preserve"> repoya kodlarını </w:t>
-      </w:r>
-      <w:proofErr w:type="spellStart"/>
-      <w:r>
-        <w:rPr>
-          <w:rFonts w:ascii="Lato" w:eastAsia="Lato" w:hAnsi="Lato" w:cs="Lato"/>
-          <w:b/>
-          <w:bCs/>
-          <w:color w:val="2D3B45"/>
-          <w:sz w:val="24"/>
-          <w:szCs w:val="24"/>
-          <w:u w:color="2D3B45"/>
-        </w:rPr>
-        <w:t>pushladı</w:t>
-      </w:r>
-      <w:proofErr w:type="spellEnd"/>
-      <w:r>
-        <w:rPr>
-          <w:rFonts w:ascii="Lato" w:eastAsia="Lato" w:hAnsi="Lato" w:cs="Lato"/>
-          <w:b/>
-          <w:bCs/>
-          <w:color w:val="2D3B45"/>
-          <w:sz w:val="24"/>
-          <w:szCs w:val="24"/>
-          <w:u w:color="2D3B45"/>
-        </w:rPr>
-        <w:t>.</w:t>
+      <w:r>
+        <w:rPr>
+          <w:rFonts w:ascii="Lato" w:eastAsia="Lato" w:hAnsi="Lato" w:cs="Lato"/>
+          <w:b/>
+          <w:bCs/>
+          <w:color w:val="2D3B45"/>
+          <w:sz w:val="24"/>
+          <w:szCs w:val="24"/>
+          <w:u w:color="2D3B45"/>
+        </w:rPr>
+        <w:t>Yasin : Ürünün görsellerini ekip üyeleri ile paylaştı. GitHub repoya kodlarını pushladı.</w:t>
       </w:r>
     </w:p>
     <w:p>
@@ -5323,33 +3142,7 @@
           <w:szCs w:val="24"/>
           <w:u w:color="2D3B45"/>
         </w:rPr>
-        <w:t xml:space="preserve">Münevver : </w:t>
-      </w:r>
-      <w:proofErr w:type="spellStart"/>
-      <w:r>
-        <w:rPr>
-          <w:rFonts w:ascii="Lato" w:eastAsia="Lato" w:hAnsi="Lato" w:cs="Lato"/>
-          <w:b/>
-          <w:bCs/>
-          <w:color w:val="2D3B45"/>
-          <w:sz w:val="24"/>
-          <w:szCs w:val="24"/>
-          <w:u w:color="2D3B45"/>
-        </w:rPr>
-        <w:t>Yasin’nin</w:t>
-      </w:r>
-      <w:proofErr w:type="spellEnd"/>
-      <w:r>
-        <w:rPr>
-          <w:rFonts w:ascii="Lato" w:eastAsia="Lato" w:hAnsi="Lato" w:cs="Lato"/>
-          <w:b/>
-          <w:bCs/>
-          <w:color w:val="2D3B45"/>
-          <w:sz w:val="24"/>
-          <w:szCs w:val="24"/>
-          <w:u w:color="2D3B45"/>
-        </w:rPr>
-        <w:t xml:space="preserve"> gönderdiği ürün görüntülerini de Sprint2</w:t>
+        <w:t>Münevver : Yasin’nin gönderdiği ürün görüntülerini de Sprint2</w:t>
       </w:r>
       <w:r>
         <w:rPr>
@@ -5373,33 +3166,7 @@
           <w:szCs w:val="24"/>
           <w:u w:color="2D3B45"/>
         </w:rPr>
-        <w:t xml:space="preserve">ekleyerek, Sprint2 </w:t>
-      </w:r>
-      <w:proofErr w:type="spellStart"/>
-      <w:r>
-        <w:rPr>
-          <w:rFonts w:ascii="Lato" w:eastAsia="Lato" w:hAnsi="Lato" w:cs="Lato"/>
-          <w:b/>
-          <w:bCs/>
-          <w:color w:val="2D3B45"/>
-          <w:sz w:val="24"/>
-          <w:szCs w:val="24"/>
-          <w:u w:color="2D3B45"/>
-        </w:rPr>
-        <w:t>ReadMe’yi</w:t>
-      </w:r>
-      <w:proofErr w:type="spellEnd"/>
-      <w:r>
-        <w:rPr>
-          <w:rFonts w:ascii="Lato" w:eastAsia="Lato" w:hAnsi="Lato" w:cs="Lato"/>
-          <w:b/>
-          <w:bCs/>
-          <w:color w:val="2D3B45"/>
-          <w:sz w:val="24"/>
-          <w:szCs w:val="24"/>
-          <w:u w:color="2D3B45"/>
-        </w:rPr>
-        <w:t xml:space="preserve"> </w:t>
+        <w:t xml:space="preserve">ekleyerek, Sprint2 ReadMe’yi </w:t>
       </w:r>
       <w:r>
         <w:rPr>
